--- a/Management/competitor_analysis.docx
+++ b/Management/competitor_analysis.docx
@@ -23,12 +23,6 @@
         <w:gridCol w:w="9360"/>
       </w:tblGrid>
       <w:tr>
-        <w:tblPrEx>
-          <w:tblCellMar>
-            <w:top w:w="0" w:type="dxa"/>
-            <w:bottom w:w="0" w:type="dxa"/>
-          </w:tblCellMar>
-        </w:tblPrEx>
         <w:tc>
           <w:tcPr>
             <w:tcW w:w="9360" w:type="dxa"/>
@@ -49,6 +43,9 @@
           <w:p>
             <w:pPr>
               <w:jc w:val="center"/>
+              <w:rPr>
+                <w:lang w:val="en-GB"/>
+              </w:rPr>
             </w:pPr>
             <w:r>
               <w:rPr>
@@ -58,6 +55,7 @@
                 <w:color w:val="FFFFFF"/>
                 <w:sz w:val="48"/>
                 <w:szCs w:val="48"/>
+                <w:lang w:val="en-GB"/>
               </w:rPr>
               <w:t>COMPETITOR ANALYSIS</w:t>
             </w:r>
@@ -66,61 +64,35 @@
             <w:pPr>
               <w:spacing w:before="80"/>
               <w:jc w:val="center"/>
-            </w:pPr>
+              <w:rPr>
+                <w:lang w:val="en-GB"/>
+              </w:rPr>
+            </w:pPr>
+            <w:proofErr w:type="gramStart"/>
             <w:r>
               <w:rPr>
                 <w:rFonts w:ascii="Arial" w:eastAsia="Arial" w:hAnsi="Arial" w:cs="Arial"/>
                 <w:color w:val="C8A951"/>
-              </w:rPr>
-              <w:t xml:space="preserve">Play </w:t>
-            </w:r>
-            <w:proofErr w:type="spellStart"/>
+                <w:lang w:val="en-GB"/>
+              </w:rPr>
+              <w:t>Showdown</w:t>
+            </w:r>
             <w:r>
               <w:rPr>
                 <w:rFonts w:ascii="Arial" w:eastAsia="Arial" w:hAnsi="Arial" w:cs="Arial"/>
                 <w:color w:val="C8A951"/>
-              </w:rPr>
-              <w:t>the</w:t>
-            </w:r>
-            <w:proofErr w:type="spellEnd"/>
+                <w:lang w:val="en-GB"/>
+              </w:rPr>
+              <w:t xml:space="preserve">  |</w:t>
+            </w:r>
+            <w:proofErr w:type="gramEnd"/>
             <w:r>
               <w:rPr>
                 <w:rFonts w:ascii="Arial" w:eastAsia="Arial" w:hAnsi="Arial" w:cs="Arial"/>
                 <w:color w:val="C8A951"/>
-              </w:rPr>
-              <w:t xml:space="preserve"> </w:t>
-            </w:r>
-            <w:proofErr w:type="gramStart"/>
-            <w:r>
-              <w:rPr>
-                <w:rFonts w:ascii="Arial" w:eastAsia="Arial" w:hAnsi="Arial" w:cs="Arial"/>
-                <w:color w:val="C8A951"/>
-              </w:rPr>
-              <w:t>Games  |</w:t>
-            </w:r>
-            <w:proofErr w:type="gramEnd"/>
-            <w:r>
-              <w:rPr>
-                <w:rFonts w:ascii="Arial" w:eastAsia="Arial" w:hAnsi="Arial" w:cs="Arial"/>
-                <w:color w:val="C8A951"/>
-              </w:rPr>
-              <w:t xml:space="preserve">  In-</w:t>
-            </w:r>
-            <w:proofErr w:type="spellStart"/>
-            <w:r>
-              <w:rPr>
-                <w:rFonts w:ascii="Arial" w:eastAsia="Arial" w:hAnsi="Arial" w:cs="Arial"/>
-                <w:color w:val="C8A951"/>
-              </w:rPr>
-              <w:t>Venue</w:t>
-            </w:r>
-            <w:proofErr w:type="spellEnd"/>
-            <w:r>
-              <w:rPr>
-                <w:rFonts w:ascii="Arial" w:eastAsia="Arial" w:hAnsi="Arial" w:cs="Arial"/>
-                <w:color w:val="C8A951"/>
-              </w:rPr>
-              <w:t xml:space="preserve"> Fan Engagement &amp; Gamification</w:t>
+                <w:lang w:val="en-GB"/>
+              </w:rPr>
+              <w:t xml:space="preserve">  In-Venue Fan Engagement &amp; Gamification</w:t>
             </w:r>
           </w:p>
           <w:p>
@@ -218,12 +190,6 @@
         <w:gridCol w:w="9360"/>
       </w:tblGrid>
       <w:tr>
-        <w:tblPrEx>
-          <w:tblCellMar>
-            <w:top w:w="0" w:type="dxa"/>
-            <w:bottom w:w="0" w:type="dxa"/>
-          </w:tblCellMar>
-        </w:tblPrEx>
         <w:tc>
           <w:tcPr>
             <w:tcW w:w="9360" w:type="dxa"/>
@@ -399,12 +365,6 @@
         <w:gridCol w:w="8160"/>
       </w:tblGrid>
       <w:tr>
-        <w:tblPrEx>
-          <w:tblCellMar>
-            <w:top w:w="0" w:type="dxa"/>
-            <w:bottom w:w="0" w:type="dxa"/>
-          </w:tblCellMar>
-        </w:tblPrEx>
         <w:tc>
           <w:tcPr>
             <w:tcW w:w="1200" w:type="dxa"/>
@@ -494,7 +454,7 @@
     </w:p>
     <w:p>
       <w:pPr>
-        <w:pStyle w:val="berschrift2"/>
+        <w:pStyle w:val="Heading2"/>
         <w:rPr>
           <w:lang w:val="en-GB"/>
         </w:rPr>
@@ -554,12 +514,6 @@
         <w:gridCol w:w="6760"/>
       </w:tblGrid>
       <w:tr>
-        <w:tblPrEx>
-          <w:tblCellMar>
-            <w:top w:w="0" w:type="dxa"/>
-            <w:bottom w:w="0" w:type="dxa"/>
-          </w:tblCellMar>
-        </w:tblPrEx>
         <w:tc>
           <w:tcPr>
             <w:tcW w:w="2600" w:type="dxa"/>
@@ -634,12 +588,6 @@
         </w:tc>
       </w:tr>
       <w:tr>
-        <w:tblPrEx>
-          <w:tblCellMar>
-            <w:top w:w="0" w:type="dxa"/>
-            <w:bottom w:w="0" w:type="dxa"/>
-          </w:tblCellMar>
-        </w:tblPrEx>
         <w:tc>
           <w:tcPr>
             <w:tcW w:w="2600" w:type="dxa"/>
@@ -736,12 +684,6 @@
         </w:tc>
       </w:tr>
       <w:tr>
-        <w:tblPrEx>
-          <w:tblCellMar>
-            <w:top w:w="0" w:type="dxa"/>
-            <w:bottom w:w="0" w:type="dxa"/>
-          </w:tblCellMar>
-        </w:tblPrEx>
         <w:tc>
           <w:tcPr>
             <w:tcW w:w="2600" w:type="dxa"/>
@@ -816,12 +758,6 @@
         </w:tc>
       </w:tr>
       <w:tr>
-        <w:tblPrEx>
-          <w:tblCellMar>
-            <w:top w:w="0" w:type="dxa"/>
-            <w:bottom w:w="0" w:type="dxa"/>
-          </w:tblCellMar>
-        </w:tblPrEx>
         <w:tc>
           <w:tcPr>
             <w:tcW w:w="2600" w:type="dxa"/>
@@ -908,12 +844,6 @@
         </w:tc>
       </w:tr>
       <w:tr>
-        <w:tblPrEx>
-          <w:tblCellMar>
-            <w:top w:w="0" w:type="dxa"/>
-            <w:bottom w:w="0" w:type="dxa"/>
-          </w:tblCellMar>
-        </w:tblPrEx>
         <w:tc>
           <w:tcPr>
             <w:tcW w:w="2600" w:type="dxa"/>
@@ -1051,7 +981,31 @@
           <w:szCs w:val="18"/>
           <w:lang w:val="en-GB"/>
         </w:rPr>
-        <w:t xml:space="preserve"> figure ($4.8B, sports-specific) is the most conservative and most directly relevant to Play the Games. All market size figures are directional estimates from third-party research firms, not independently verified.</w:t>
+        <w:t xml:space="preserve"> figure ($4.8B, sports-specific) is the most conservative and most directly relevant to </w:t>
+      </w:r>
+      <w:r>
+        <w:rPr>
+          <w:rFonts w:ascii="Arial" w:eastAsia="Arial" w:hAnsi="Arial" w:cs="Arial"/>
+          <w:i/>
+          <w:iCs/>
+          <w:color w:val="5A6278"/>
+          <w:sz w:val="18"/>
+          <w:szCs w:val="18"/>
+          <w:lang w:val="en-GB"/>
+        </w:rPr>
+        <w:t>Showdown</w:t>
+      </w:r>
+      <w:r>
+        <w:rPr>
+          <w:rFonts w:ascii="Arial" w:eastAsia="Arial" w:hAnsi="Arial" w:cs="Arial"/>
+          <w:i/>
+          <w:iCs/>
+          <w:color w:val="5A6278"/>
+          <w:sz w:val="18"/>
+          <w:szCs w:val="18"/>
+          <w:lang w:val="en-GB"/>
+        </w:rPr>
+        <w:t>. All market size figures are directional estimates from third-party research firms, not independently verified.</w:t>
       </w:r>
     </w:p>
     <w:p>
@@ -1064,7 +1018,7 @@
     </w:p>
     <w:p>
       <w:pPr>
-        <w:pStyle w:val="berschrift2"/>
+        <w:pStyle w:val="Heading2"/>
         <w:rPr>
           <w:lang w:val="en-GB"/>
         </w:rPr>
@@ -1078,7 +1032,7 @@
     </w:p>
     <w:p>
       <w:pPr>
-        <w:pStyle w:val="Listenabsatz"/>
+        <w:pStyle w:val="ListParagraph"/>
         <w:numPr>
           <w:ilvl w:val="0"/>
           <w:numId w:val="2"/>
@@ -1098,7 +1052,7 @@
     </w:p>
     <w:p>
       <w:pPr>
-        <w:pStyle w:val="Listenabsatz"/>
+        <w:pStyle w:val="ListParagraph"/>
         <w:numPr>
           <w:ilvl w:val="0"/>
           <w:numId w:val="2"/>
@@ -1118,7 +1072,7 @@
     </w:p>
     <w:p>
       <w:pPr>
-        <w:pStyle w:val="Listenabsatz"/>
+        <w:pStyle w:val="ListParagraph"/>
         <w:numPr>
           <w:ilvl w:val="0"/>
           <w:numId w:val="2"/>
@@ -1138,7 +1092,7 @@
     </w:p>
     <w:p>
       <w:pPr>
-        <w:pStyle w:val="Listenabsatz"/>
+        <w:pStyle w:val="ListParagraph"/>
         <w:numPr>
           <w:ilvl w:val="0"/>
           <w:numId w:val="2"/>
@@ -1187,12 +1141,6 @@
         <w:gridCol w:w="8160"/>
       </w:tblGrid>
       <w:tr>
-        <w:tblPrEx>
-          <w:tblCellMar>
-            <w:top w:w="0" w:type="dxa"/>
-            <w:bottom w:w="0" w:type="dxa"/>
-          </w:tblCellMar>
-        </w:tblPrEx>
         <w:tc>
           <w:tcPr>
             <w:tcW w:w="1200" w:type="dxa"/>
@@ -1282,7 +1230,7 @@
     </w:p>
     <w:p>
       <w:pPr>
-        <w:pStyle w:val="berschrift2"/>
+        <w:pStyle w:val="Heading2"/>
         <w:rPr>
           <w:lang w:val="en-GB"/>
         </w:rPr>
@@ -1309,7 +1257,27 @@
           <w:szCs w:val="22"/>
           <w:lang w:val="en-GB"/>
         </w:rPr>
-        <w:t>Competitors were selected based on: (1) overlap with Play the Games’ core value proposition (in-venue/broadcast gamification, sponsor-funded engagement, mobile-first); (2) public verifiability of company data; (3) geographic or use-case relevance to an Olympic/multi-sport event context.</w:t>
+        <w:t xml:space="preserve">Competitors were selected based on: (1) overlap with </w:t>
+      </w:r>
+      <w:r>
+        <w:rPr>
+          <w:rFonts w:ascii="Arial" w:eastAsia="Arial" w:hAnsi="Arial" w:cs="Arial"/>
+          <w:color w:val="222222"/>
+          <w:sz w:val="22"/>
+          <w:szCs w:val="22"/>
+          <w:lang w:val="en-GB"/>
+        </w:rPr>
+        <w:t>Showdown</w:t>
+      </w:r>
+      <w:r>
+        <w:rPr>
+          <w:rFonts w:ascii="Arial" w:eastAsia="Arial" w:hAnsi="Arial" w:cs="Arial"/>
+          <w:color w:val="222222"/>
+          <w:sz w:val="22"/>
+          <w:szCs w:val="22"/>
+          <w:lang w:val="en-GB"/>
+        </w:rPr>
+        <w:t>’ core value proposition (in-venue/broadcast gamification, sponsor-funded engagement, mobile-first); (2) public verifiability of company data; (3) geographic or use-case relevance to an Olympic/multi-sport event context.</w:t>
       </w:r>
     </w:p>
     <w:p>
@@ -1342,12 +1310,6 @@
         <w:gridCol w:w="6760"/>
       </w:tblGrid>
       <w:tr>
-        <w:tblPrEx>
-          <w:tblCellMar>
-            <w:top w:w="0" w:type="dxa"/>
-            <w:bottom w:w="0" w:type="dxa"/>
-          </w:tblCellMar>
-        </w:tblPrEx>
         <w:tc>
           <w:tcPr>
             <w:tcW w:w="2600" w:type="dxa"/>
@@ -1421,12 +1383,6 @@
         </w:tc>
       </w:tr>
       <w:tr>
-        <w:tblPrEx>
-          <w:tblCellMar>
-            <w:top w:w="0" w:type="dxa"/>
-            <w:bottom w:w="0" w:type="dxa"/>
-          </w:tblCellMar>
-        </w:tblPrEx>
         <w:tc>
           <w:tcPr>
             <w:tcW w:w="2600" w:type="dxa"/>
@@ -1494,18 +1450,32 @@
                 <w:szCs w:val="20"/>
                 <w:lang w:val="en-GB"/>
               </w:rPr>
-              <w:t>premium enterprise platform; cited in Play the Games pitch deck</w:t>
+              <w:t xml:space="preserve">premium enterprise platform; cited in </w:t>
+            </w:r>
+            <w:r>
+              <w:rPr>
+                <w:rFonts w:ascii="Arial" w:eastAsia="Arial" w:hAnsi="Arial" w:cs="Arial"/>
+                <w:color w:val="222222"/>
+                <w:sz w:val="20"/>
+                <w:szCs w:val="20"/>
+                <w:lang w:val="en-GB"/>
+              </w:rPr>
+              <w:t>Showdown</w:t>
+            </w:r>
+            <w:r>
+              <w:rPr>
+                <w:rFonts w:ascii="Arial" w:eastAsia="Arial" w:hAnsi="Arial" w:cs="Arial"/>
+                <w:color w:val="222222"/>
+                <w:sz w:val="20"/>
+                <w:szCs w:val="20"/>
+                <w:lang w:val="en-GB"/>
+              </w:rPr>
+              <w:t xml:space="preserve"> pitch deck</w:t>
             </w:r>
           </w:p>
         </w:tc>
       </w:tr>
       <w:tr>
-        <w:tblPrEx>
-          <w:tblCellMar>
-            <w:top w:w="0" w:type="dxa"/>
-            <w:bottom w:w="0" w:type="dxa"/>
-          </w:tblCellMar>
-        </w:tblPrEx>
         <w:tc>
           <w:tcPr>
             <w:tcW w:w="2600" w:type="dxa"/>
@@ -1581,12 +1551,6 @@
         </w:tc>
       </w:tr>
       <w:tr>
-        <w:tblPrEx>
-          <w:tblCellMar>
-            <w:top w:w="0" w:type="dxa"/>
-            <w:bottom w:w="0" w:type="dxa"/>
-          </w:tblCellMar>
-        </w:tblPrEx>
         <w:tc>
           <w:tcPr>
             <w:tcW w:w="2600" w:type="dxa"/>
@@ -1660,12 +1624,6 @@
         </w:tc>
       </w:tr>
       <w:tr>
-        <w:tblPrEx>
-          <w:tblCellMar>
-            <w:top w:w="0" w:type="dxa"/>
-            <w:bottom w:w="0" w:type="dxa"/>
-          </w:tblCellMar>
-        </w:tblPrEx>
         <w:tc>
           <w:tcPr>
             <w:tcW w:w="2600" w:type="dxa"/>
@@ -1854,12 +1812,6 @@
         <w:gridCol w:w="8160"/>
       </w:tblGrid>
       <w:tr>
-        <w:tblPrEx>
-          <w:tblCellMar>
-            <w:top w:w="0" w:type="dxa"/>
-            <w:bottom w:w="0" w:type="dxa"/>
-          </w:tblCellMar>
-        </w:tblPrEx>
         <w:tc>
           <w:tcPr>
             <w:tcW w:w="1200" w:type="dxa"/>
@@ -1949,7 +1901,7 @@
     </w:p>
     <w:p>
       <w:pPr>
-        <w:pStyle w:val="berschrift2"/>
+        <w:pStyle w:val="Heading2"/>
         <w:rPr>
           <w:lang w:val="en-GB"/>
         </w:rPr>
@@ -1984,12 +1936,6 @@
         <w:gridCol w:w="9360"/>
       </w:tblGrid>
       <w:tr>
-        <w:tblPrEx>
-          <w:tblCellMar>
-            <w:top w:w="0" w:type="dxa"/>
-            <w:bottom w:w="0" w:type="dxa"/>
-          </w:tblCellMar>
-        </w:tblPrEx>
         <w:tc>
           <w:tcPr>
             <w:tcW w:w="9360" w:type="dxa"/>
@@ -2037,7 +1983,31 @@
                 <w:szCs w:val="20"/>
                 <w:lang w:val="en-GB"/>
               </w:rPr>
-              <w:t xml:space="preserve"> competitive threat — near-identical delivery model to Play the Games.</w:t>
+              <w:t xml:space="preserve"> competitive threat — near-identical delivery model to </w:t>
+            </w:r>
+            <w:r>
+              <w:rPr>
+                <w:rFonts w:ascii="Arial" w:eastAsia="Arial" w:hAnsi="Arial" w:cs="Arial"/>
+                <w:b/>
+                <w:bCs/>
+                <w:color w:val="C27A00"/>
+                <w:sz w:val="20"/>
+                <w:szCs w:val="20"/>
+                <w:lang w:val="en-GB"/>
+              </w:rPr>
+              <w:t>Showdown</w:t>
+            </w:r>
+            <w:r>
+              <w:rPr>
+                <w:rFonts w:ascii="Arial" w:eastAsia="Arial" w:hAnsi="Arial" w:cs="Arial"/>
+                <w:b/>
+                <w:bCs/>
+                <w:color w:val="C27A00"/>
+                <w:sz w:val="20"/>
+                <w:szCs w:val="20"/>
+                <w:lang w:val="en-GB"/>
+              </w:rPr>
+              <w:t>.</w:t>
             </w:r>
           </w:p>
         </w:tc>
@@ -2073,12 +2043,6 @@
         <w:gridCol w:w="6760"/>
       </w:tblGrid>
       <w:tr>
-        <w:tblPrEx>
-          <w:tblCellMar>
-            <w:top w:w="0" w:type="dxa"/>
-            <w:bottom w:w="0" w:type="dxa"/>
-          </w:tblCellMar>
-        </w:tblPrEx>
         <w:tc>
           <w:tcPr>
             <w:tcW w:w="2600" w:type="dxa"/>
@@ -2151,12 +2115,6 @@
         </w:tc>
       </w:tr>
       <w:tr>
-        <w:tblPrEx>
-          <w:tblCellMar>
-            <w:top w:w="0" w:type="dxa"/>
-            <w:bottom w:w="0" w:type="dxa"/>
-          </w:tblCellMar>
-        </w:tblPrEx>
         <w:tc>
           <w:tcPr>
             <w:tcW w:w="2600" w:type="dxa"/>
@@ -2231,12 +2189,6 @@
         </w:tc>
       </w:tr>
       <w:tr>
-        <w:tblPrEx>
-          <w:tblCellMar>
-            <w:top w:w="0" w:type="dxa"/>
-            <w:bottom w:w="0" w:type="dxa"/>
-          </w:tblCellMar>
-        </w:tblPrEx>
         <w:tc>
           <w:tcPr>
             <w:tcW w:w="2600" w:type="dxa"/>
@@ -2311,12 +2263,6 @@
         </w:tc>
       </w:tr>
       <w:tr>
-        <w:tblPrEx>
-          <w:tblCellMar>
-            <w:top w:w="0" w:type="dxa"/>
-            <w:bottom w:w="0" w:type="dxa"/>
-          </w:tblCellMar>
-        </w:tblPrEx>
         <w:tc>
           <w:tcPr>
             <w:tcW w:w="2600" w:type="dxa"/>
@@ -2413,12 +2359,6 @@
         </w:tc>
       </w:tr>
       <w:tr>
-        <w:tblPrEx>
-          <w:tblCellMar>
-            <w:top w:w="0" w:type="dxa"/>
-            <w:bottom w:w="0" w:type="dxa"/>
-          </w:tblCellMar>
-        </w:tblPrEx>
         <w:tc>
           <w:tcPr>
             <w:tcW w:w="2600" w:type="dxa"/>
@@ -2493,12 +2433,6 @@
         </w:tc>
       </w:tr>
       <w:tr>
-        <w:tblPrEx>
-          <w:tblCellMar>
-            <w:top w:w="0" w:type="dxa"/>
-            <w:bottom w:w="0" w:type="dxa"/>
-          </w:tblCellMar>
-        </w:tblPrEx>
         <w:tc>
           <w:tcPr>
             <w:tcW w:w="2600" w:type="dxa"/>
@@ -2573,12 +2507,6 @@
         </w:tc>
       </w:tr>
       <w:tr>
-        <w:tblPrEx>
-          <w:tblCellMar>
-            <w:top w:w="0" w:type="dxa"/>
-            <w:bottom w:w="0" w:type="dxa"/>
-          </w:tblCellMar>
-        </w:tblPrEx>
         <w:tc>
           <w:tcPr>
             <w:tcW w:w="2600" w:type="dxa"/>
@@ -2653,12 +2581,6 @@
         </w:tc>
       </w:tr>
       <w:tr>
-        <w:tblPrEx>
-          <w:tblCellMar>
-            <w:top w:w="0" w:type="dxa"/>
-            <w:bottom w:w="0" w:type="dxa"/>
-          </w:tblCellMar>
-        </w:tblPrEx>
         <w:tc>
           <w:tcPr>
             <w:tcW w:w="2600" w:type="dxa"/>
@@ -2734,12 +2656,6 @@
         </w:tc>
       </w:tr>
       <w:tr>
-        <w:tblPrEx>
-          <w:tblCellMar>
-            <w:top w:w="0" w:type="dxa"/>
-            <w:bottom w:w="0" w:type="dxa"/>
-          </w:tblCellMar>
-        </w:tblPrEx>
         <w:tc>
           <w:tcPr>
             <w:tcW w:w="2600" w:type="dxa"/>
@@ -2833,12 +2749,6 @@
         </w:tc>
       </w:tr>
       <w:tr>
-        <w:tblPrEx>
-          <w:tblCellMar>
-            <w:top w:w="0" w:type="dxa"/>
-            <w:bottom w:w="0" w:type="dxa"/>
-          </w:tblCellMar>
-        </w:tblPrEx>
         <w:tc>
           <w:tcPr>
             <w:tcW w:w="2600" w:type="dxa"/>
@@ -2913,12 +2823,6 @@
         </w:tc>
       </w:tr>
       <w:tr>
-        <w:tblPrEx>
-          <w:tblCellMar>
-            <w:top w:w="0" w:type="dxa"/>
-            <w:bottom w:w="0" w:type="dxa"/>
-          </w:tblCellMar>
-        </w:tblPrEx>
         <w:tc>
           <w:tcPr>
             <w:tcW w:w="2600" w:type="dxa"/>
@@ -3043,12 +2947,6 @@
         <w:gridCol w:w="4680"/>
       </w:tblGrid>
       <w:tr>
-        <w:tblPrEx>
-          <w:tblCellMar>
-            <w:top w:w="0" w:type="dxa"/>
-            <w:bottom w:w="0" w:type="dxa"/>
-          </w:tblCellMar>
-        </w:tblPrEx>
         <w:tc>
           <w:tcPr>
             <w:tcW w:w="4680" w:type="dxa"/>
@@ -3088,7 +2986,7 @@
           </w:p>
           <w:p>
             <w:pPr>
-              <w:pStyle w:val="Listenabsatz"/>
+              <w:pStyle w:val="ListParagraph"/>
               <w:numPr>
                 <w:ilvl w:val="0"/>
                 <w:numId w:val="2"/>
@@ -3105,12 +3003,21 @@
                 <w:szCs w:val="19"/>
                 <w:lang w:val="en-GB"/>
               </w:rPr>
-              <w:t>Proven QR-to-browser model — same frictionless mechanic as Play the Games</w:t>
-            </w:r>
-          </w:p>
-          <w:p>
-            <w:pPr>
-              <w:pStyle w:val="Listenabsatz"/>
+              <w:t xml:space="preserve">Proven QR-to-browser model — same frictionless mechanic as </w:t>
+            </w:r>
+            <w:r>
+              <w:rPr>
+                <w:color w:val="222222"/>
+                <w:sz w:val="19"/>
+                <w:szCs w:val="19"/>
+                <w:lang w:val="en-GB"/>
+              </w:rPr>
+              <w:t>Showdown</w:t>
+            </w:r>
+          </w:p>
+          <w:p>
+            <w:pPr>
+              <w:pStyle w:val="ListParagraph"/>
               <w:numPr>
                 <w:ilvl w:val="0"/>
                 <w:numId w:val="2"/>
@@ -3132,7 +3039,7 @@
           </w:p>
           <w:p>
             <w:pPr>
-              <w:pStyle w:val="Listenabsatz"/>
+              <w:pStyle w:val="ListParagraph"/>
               <w:numPr>
                 <w:ilvl w:val="0"/>
                 <w:numId w:val="2"/>
@@ -3154,7 +3061,7 @@
           </w:p>
           <w:p>
             <w:pPr>
-              <w:pStyle w:val="Listenabsatz"/>
+              <w:pStyle w:val="ListParagraph"/>
               <w:numPr>
                 <w:ilvl w:val="0"/>
                 <w:numId w:val="2"/>
@@ -3176,7 +3083,7 @@
           </w:p>
           <w:p>
             <w:pPr>
-              <w:pStyle w:val="Listenabsatz"/>
+              <w:pStyle w:val="ListParagraph"/>
               <w:numPr>
                 <w:ilvl w:val="0"/>
                 <w:numId w:val="2"/>
@@ -3236,7 +3143,7 @@
           </w:p>
           <w:p>
             <w:pPr>
-              <w:pStyle w:val="Listenabsatz"/>
+              <w:pStyle w:val="ListParagraph"/>
               <w:numPr>
                 <w:ilvl w:val="0"/>
                 <w:numId w:val="2"/>
@@ -3258,7 +3165,7 @@
           </w:p>
           <w:p>
             <w:pPr>
-              <w:pStyle w:val="Listenabsatz"/>
+              <w:pStyle w:val="ListParagraph"/>
               <w:numPr>
                 <w:ilvl w:val="0"/>
                 <w:numId w:val="2"/>
@@ -3280,7 +3187,7 @@
           </w:p>
           <w:p>
             <w:pPr>
-              <w:pStyle w:val="Listenabsatz"/>
+              <w:pStyle w:val="ListParagraph"/>
               <w:numPr>
                 <w:ilvl w:val="0"/>
                 <w:numId w:val="2"/>
@@ -3302,7 +3209,7 @@
           </w:p>
           <w:p>
             <w:pPr>
-              <w:pStyle w:val="Listenabsatz"/>
+              <w:pStyle w:val="ListParagraph"/>
               <w:numPr>
                 <w:ilvl w:val="0"/>
                 <w:numId w:val="2"/>
@@ -3324,7 +3231,7 @@
           </w:p>
           <w:p>
             <w:pPr>
-              <w:pStyle w:val="Listenabsatz"/>
+              <w:pStyle w:val="ListParagraph"/>
               <w:numPr>
                 <w:ilvl w:val="0"/>
                 <w:numId w:val="2"/>
@@ -3365,7 +3272,7 @@
     </w:p>
     <w:p>
       <w:pPr>
-        <w:pStyle w:val="berschrift2"/>
+        <w:pStyle w:val="Heading2"/>
         <w:rPr>
           <w:lang w:val="en-GB"/>
         </w:rPr>
@@ -3401,12 +3308,6 @@
         <w:gridCol w:w="6760"/>
       </w:tblGrid>
       <w:tr>
-        <w:tblPrEx>
-          <w:tblCellMar>
-            <w:top w:w="0" w:type="dxa"/>
-            <w:bottom w:w="0" w:type="dxa"/>
-          </w:tblCellMar>
-        </w:tblPrEx>
         <w:tc>
           <w:tcPr>
             <w:tcW w:w="2600" w:type="dxa"/>
@@ -3479,12 +3380,6 @@
         </w:tc>
       </w:tr>
       <w:tr>
-        <w:tblPrEx>
-          <w:tblCellMar>
-            <w:top w:w="0" w:type="dxa"/>
-            <w:bottom w:w="0" w:type="dxa"/>
-          </w:tblCellMar>
-        </w:tblPrEx>
         <w:tc>
           <w:tcPr>
             <w:tcW w:w="2600" w:type="dxa"/>
@@ -3559,12 +3454,6 @@
         </w:tc>
       </w:tr>
       <w:tr>
-        <w:tblPrEx>
-          <w:tblCellMar>
-            <w:top w:w="0" w:type="dxa"/>
-            <w:bottom w:w="0" w:type="dxa"/>
-          </w:tblCellMar>
-        </w:tblPrEx>
         <w:tc>
           <w:tcPr>
             <w:tcW w:w="2600" w:type="dxa"/>
@@ -3639,12 +3528,6 @@
         </w:tc>
       </w:tr>
       <w:tr>
-        <w:tblPrEx>
-          <w:tblCellMar>
-            <w:top w:w="0" w:type="dxa"/>
-            <w:bottom w:w="0" w:type="dxa"/>
-          </w:tblCellMar>
-        </w:tblPrEx>
         <w:tc>
           <w:tcPr>
             <w:tcW w:w="2600" w:type="dxa"/>
@@ -3741,12 +3624,6 @@
         </w:tc>
       </w:tr>
       <w:tr>
-        <w:tblPrEx>
-          <w:tblCellMar>
-            <w:top w:w="0" w:type="dxa"/>
-            <w:bottom w:w="0" w:type="dxa"/>
-          </w:tblCellMar>
-        </w:tblPrEx>
         <w:tc>
           <w:tcPr>
             <w:tcW w:w="2600" w:type="dxa"/>
@@ -3865,12 +3742,6 @@
         </w:tc>
       </w:tr>
       <w:tr>
-        <w:tblPrEx>
-          <w:tblCellMar>
-            <w:top w:w="0" w:type="dxa"/>
-            <w:bottom w:w="0" w:type="dxa"/>
-          </w:tblCellMar>
-        </w:tblPrEx>
         <w:tc>
           <w:tcPr>
             <w:tcW w:w="2600" w:type="dxa"/>
@@ -3945,12 +3816,6 @@
         </w:tc>
       </w:tr>
       <w:tr>
-        <w:tblPrEx>
-          <w:tblCellMar>
-            <w:top w:w="0" w:type="dxa"/>
-            <w:bottom w:w="0" w:type="dxa"/>
-          </w:tblCellMar>
-        </w:tblPrEx>
         <w:tc>
           <w:tcPr>
             <w:tcW w:w="2600" w:type="dxa"/>
@@ -4069,12 +3934,6 @@
         </w:tc>
       </w:tr>
       <w:tr>
-        <w:tblPrEx>
-          <w:tblCellMar>
-            <w:top w:w="0" w:type="dxa"/>
-            <w:bottom w:w="0" w:type="dxa"/>
-          </w:tblCellMar>
-        </w:tblPrEx>
         <w:tc>
           <w:tcPr>
             <w:tcW w:w="2600" w:type="dxa"/>
@@ -4158,12 +4017,6 @@
         </w:tc>
       </w:tr>
       <w:tr>
-        <w:tblPrEx>
-          <w:tblCellMar>
-            <w:top w:w="0" w:type="dxa"/>
-            <w:bottom w:w="0" w:type="dxa"/>
-          </w:tblCellMar>
-        </w:tblPrEx>
         <w:tc>
           <w:tcPr>
             <w:tcW w:w="2600" w:type="dxa"/>
@@ -4238,12 +4091,6 @@
         </w:tc>
       </w:tr>
       <w:tr>
-        <w:tblPrEx>
-          <w:tblCellMar>
-            <w:top w:w="0" w:type="dxa"/>
-            <w:bottom w:w="0" w:type="dxa"/>
-          </w:tblCellMar>
-        </w:tblPrEx>
         <w:tc>
           <w:tcPr>
             <w:tcW w:w="2600" w:type="dxa"/>
@@ -4368,12 +4215,6 @@
         <w:gridCol w:w="4680"/>
       </w:tblGrid>
       <w:tr>
-        <w:tblPrEx>
-          <w:tblCellMar>
-            <w:top w:w="0" w:type="dxa"/>
-            <w:bottom w:w="0" w:type="dxa"/>
-          </w:tblCellMar>
-        </w:tblPrEx>
         <w:tc>
           <w:tcPr>
             <w:tcW w:w="4680" w:type="dxa"/>
@@ -4413,7 +4254,7 @@
           </w:p>
           <w:p>
             <w:pPr>
-              <w:pStyle w:val="Listenabsatz"/>
+              <w:pStyle w:val="ListParagraph"/>
               <w:numPr>
                 <w:ilvl w:val="0"/>
                 <w:numId w:val="2"/>
@@ -4436,7 +4277,7 @@
           </w:p>
           <w:p>
             <w:pPr>
-              <w:pStyle w:val="Listenabsatz"/>
+              <w:pStyle w:val="ListParagraph"/>
               <w:numPr>
                 <w:ilvl w:val="0"/>
                 <w:numId w:val="2"/>
@@ -4458,7 +4299,7 @@
           </w:p>
           <w:p>
             <w:pPr>
-              <w:pStyle w:val="Listenabsatz"/>
+              <w:pStyle w:val="ListParagraph"/>
               <w:numPr>
                 <w:ilvl w:val="0"/>
                 <w:numId w:val="2"/>
@@ -4480,7 +4321,7 @@
           </w:p>
           <w:p>
             <w:pPr>
-              <w:pStyle w:val="Listenabsatz"/>
+              <w:pStyle w:val="ListParagraph"/>
               <w:numPr>
                 <w:ilvl w:val="0"/>
                 <w:numId w:val="2"/>
@@ -4502,7 +4343,7 @@
           </w:p>
           <w:p>
             <w:pPr>
-              <w:pStyle w:val="Listenabsatz"/>
+              <w:pStyle w:val="ListParagraph"/>
               <w:numPr>
                 <w:ilvl w:val="0"/>
                 <w:numId w:val="2"/>
@@ -4563,7 +4404,7 @@
           </w:p>
           <w:p>
             <w:pPr>
-              <w:pStyle w:val="Listenabsatz"/>
+              <w:pStyle w:val="ListParagraph"/>
               <w:numPr>
                 <w:ilvl w:val="0"/>
                 <w:numId w:val="2"/>
@@ -4586,7 +4427,7 @@
           </w:p>
           <w:p>
             <w:pPr>
-              <w:pStyle w:val="Listenabsatz"/>
+              <w:pStyle w:val="ListParagraph"/>
               <w:numPr>
                 <w:ilvl w:val="0"/>
                 <w:numId w:val="2"/>
@@ -4608,7 +4449,7 @@
           </w:p>
           <w:p>
             <w:pPr>
-              <w:pStyle w:val="Listenabsatz"/>
+              <w:pStyle w:val="ListParagraph"/>
               <w:numPr>
                 <w:ilvl w:val="0"/>
                 <w:numId w:val="2"/>
@@ -4630,7 +4471,7 @@
           </w:p>
           <w:p>
             <w:pPr>
-              <w:pStyle w:val="Listenabsatz"/>
+              <w:pStyle w:val="ListParagraph"/>
               <w:numPr>
                 <w:ilvl w:val="0"/>
                 <w:numId w:val="2"/>
@@ -4652,7 +4493,7 @@
           </w:p>
           <w:p>
             <w:pPr>
-              <w:pStyle w:val="Listenabsatz"/>
+              <w:pStyle w:val="ListParagraph"/>
               <w:numPr>
                 <w:ilvl w:val="0"/>
                 <w:numId w:val="2"/>
@@ -4693,7 +4534,7 @@
     </w:p>
     <w:p>
       <w:pPr>
-        <w:pStyle w:val="berschrift2"/>
+        <w:pStyle w:val="Heading2"/>
         <w:rPr>
           <w:lang w:val="en-GB"/>
         </w:rPr>
@@ -4737,12 +4578,6 @@
         <w:gridCol w:w="6760"/>
       </w:tblGrid>
       <w:tr>
-        <w:tblPrEx>
-          <w:tblCellMar>
-            <w:top w:w="0" w:type="dxa"/>
-            <w:bottom w:w="0" w:type="dxa"/>
-          </w:tblCellMar>
-        </w:tblPrEx>
         <w:tc>
           <w:tcPr>
             <w:tcW w:w="2600" w:type="dxa"/>
@@ -4813,12 +4648,6 @@
         </w:tc>
       </w:tr>
       <w:tr>
-        <w:tblPrEx>
-          <w:tblCellMar>
-            <w:top w:w="0" w:type="dxa"/>
-            <w:bottom w:w="0" w:type="dxa"/>
-          </w:tblCellMar>
-        </w:tblPrEx>
         <w:tc>
           <w:tcPr>
             <w:tcW w:w="2600" w:type="dxa"/>
@@ -4912,12 +4741,6 @@
         </w:tc>
       </w:tr>
       <w:tr>
-        <w:tblPrEx>
-          <w:tblCellMar>
-            <w:top w:w="0" w:type="dxa"/>
-            <w:bottom w:w="0" w:type="dxa"/>
-          </w:tblCellMar>
-        </w:tblPrEx>
         <w:tc>
           <w:tcPr>
             <w:tcW w:w="2600" w:type="dxa"/>
@@ -5001,12 +4824,6 @@
         </w:tc>
       </w:tr>
       <w:tr>
-        <w:tblPrEx>
-          <w:tblCellMar>
-            <w:top w:w="0" w:type="dxa"/>
-            <w:bottom w:w="0" w:type="dxa"/>
-          </w:tblCellMar>
-        </w:tblPrEx>
         <w:tc>
           <w:tcPr>
             <w:tcW w:w="2600" w:type="dxa"/>
@@ -5103,12 +4920,6 @@
         </w:tc>
       </w:tr>
       <w:tr>
-        <w:tblPrEx>
-          <w:tblCellMar>
-            <w:top w:w="0" w:type="dxa"/>
-            <w:bottom w:w="0" w:type="dxa"/>
-          </w:tblCellMar>
-        </w:tblPrEx>
         <w:tc>
           <w:tcPr>
             <w:tcW w:w="2600" w:type="dxa"/>
@@ -5205,12 +5016,6 @@
         </w:tc>
       </w:tr>
       <w:tr>
-        <w:tblPrEx>
-          <w:tblCellMar>
-            <w:top w:w="0" w:type="dxa"/>
-            <w:bottom w:w="0" w:type="dxa"/>
-          </w:tblCellMar>
-        </w:tblPrEx>
         <w:tc>
           <w:tcPr>
             <w:tcW w:w="2600" w:type="dxa"/>
@@ -5348,12 +5153,6 @@
         </w:tc>
       </w:tr>
       <w:tr>
-        <w:tblPrEx>
-          <w:tblCellMar>
-            <w:top w:w="0" w:type="dxa"/>
-            <w:bottom w:w="0" w:type="dxa"/>
-          </w:tblCellMar>
-        </w:tblPrEx>
         <w:tc>
           <w:tcPr>
             <w:tcW w:w="2600" w:type="dxa"/>
@@ -5450,12 +5249,6 @@
         </w:tc>
       </w:tr>
       <w:tr>
-        <w:tblPrEx>
-          <w:tblCellMar>
-            <w:top w:w="0" w:type="dxa"/>
-            <w:bottom w:w="0" w:type="dxa"/>
-          </w:tblCellMar>
-        </w:tblPrEx>
         <w:tc>
           <w:tcPr>
             <w:tcW w:w="2600" w:type="dxa"/>
@@ -5530,12 +5323,6 @@
         </w:tc>
       </w:tr>
       <w:tr>
-        <w:tblPrEx>
-          <w:tblCellMar>
-            <w:top w:w="0" w:type="dxa"/>
-            <w:bottom w:w="0" w:type="dxa"/>
-          </w:tblCellMar>
-        </w:tblPrEx>
         <w:tc>
           <w:tcPr>
             <w:tcW w:w="2600" w:type="dxa"/>
@@ -5593,79 +5380,112 @@
           <w:p>
             <w:pPr>
               <w:rPr>
-                <w:rStyle w:val="Fett"/>
+                <w:rStyle w:val="Strong"/>
                 <w:rFonts w:ascii="Arial" w:hAnsi="Arial" w:cs="Arial"/>
                 <w:sz w:val="20"/>
                 <w:szCs w:val="20"/>
-              </w:rPr>
-            </w:pPr>
-            <w:r>
-              <w:rPr>
-                <w:rStyle w:val="Fett"/>
+                <w:lang w:val="en-GB"/>
+              </w:rPr>
+            </w:pPr>
+            <w:r>
+              <w:rPr>
+                <w:rStyle w:val="Strong"/>
                 <w:rFonts w:ascii="Arial" w:hAnsi="Arial" w:cs="Arial"/>
                 <w:b w:val="0"/>
                 <w:bCs w:val="0"/>
                 <w:sz w:val="20"/>
                 <w:szCs w:val="20"/>
-              </w:rPr>
-              <w:t xml:space="preserve">France TV at Paris 2024 Olympics </w:t>
+                <w:lang w:val="en-GB"/>
+              </w:rPr>
+              <w:t>France TV at Paris 2024 Olympics with 1.4M users,</w:t>
+            </w:r>
+            <w:r>
+              <w:rPr>
+                <w:rStyle w:val="Strong"/>
+                <w:rFonts w:ascii="Arial" w:hAnsi="Arial" w:cs="Arial"/>
+                <w:sz w:val="20"/>
+                <w:szCs w:val="20"/>
+                <w:lang w:val="en-GB"/>
+              </w:rPr>
+              <w:t xml:space="preserve"> </w:t>
+            </w:r>
+          </w:p>
+          <w:p>
+            <w:pPr>
+              <w:rPr>
+                <w:rFonts w:ascii="Arial" w:hAnsi="Arial" w:cs="Arial"/>
+                <w:sz w:val="20"/>
+                <w:szCs w:val="20"/>
+                <w:lang w:val="en-GB"/>
+              </w:rPr>
+            </w:pPr>
+            <w:r>
+              <w:rPr>
+                <w:rStyle w:val="Strong"/>
+                <w:rFonts w:ascii="Arial" w:hAnsi="Arial" w:cs="Arial"/>
+                <w:sz w:val="20"/>
+                <w:szCs w:val="20"/>
+                <w:lang w:val="en-GB"/>
+              </w:rPr>
+              <w:t>Paris Saint-Germain (PSG)</w:t>
+            </w:r>
+            <w:r>
+              <w:rPr>
+                <w:rFonts w:ascii="Arial" w:hAnsi="Arial" w:cs="Arial"/>
+                <w:sz w:val="20"/>
+                <w:szCs w:val="20"/>
+                <w:lang w:val="en-GB"/>
+              </w:rPr>
+              <w:t xml:space="preserve"> — </w:t>
             </w:r>
             <w:proofErr w:type="spellStart"/>
             <w:r>
               <w:rPr>
-                <w:rStyle w:val="Fett"/>
                 <w:rFonts w:ascii="Arial" w:hAnsi="Arial" w:cs="Arial"/>
-                <w:b w:val="0"/>
-                <w:bCs w:val="0"/>
-                <w:sz w:val="20"/>
-                <w:szCs w:val="20"/>
-              </w:rPr>
-              <w:t>with</w:t>
+                <w:sz w:val="20"/>
+                <w:szCs w:val="20"/>
+                <w:lang w:val="en-GB"/>
+              </w:rPr>
+              <w:t>MyParis</w:t>
             </w:r>
             <w:proofErr w:type="spellEnd"/>
             <w:r>
               <w:rPr>
-                <w:rStyle w:val="Fett"/>
                 <w:rFonts w:ascii="Arial" w:hAnsi="Arial" w:cs="Arial"/>
-                <w:b w:val="0"/>
-                <w:bCs w:val="0"/>
-                <w:sz w:val="20"/>
-                <w:szCs w:val="20"/>
-              </w:rPr>
-              <w:t xml:space="preserve"> 1.4M </w:t>
-            </w:r>
-            <w:proofErr w:type="spellStart"/>
-            <w:r>
-              <w:rPr>
-                <w:rStyle w:val="Fett"/>
+                <w:sz w:val="20"/>
+                <w:szCs w:val="20"/>
+                <w:lang w:val="en-GB"/>
+              </w:rPr>
+              <w:t xml:space="preserve"> Fan Zone, 83% engagement rate on mini-games </w:t>
+            </w:r>
+          </w:p>
+          <w:p>
+            <w:pPr>
+              <w:rPr>
                 <w:rFonts w:ascii="Arial" w:hAnsi="Arial" w:cs="Arial"/>
-                <w:b w:val="0"/>
-                <w:bCs w:val="0"/>
-                <w:sz w:val="20"/>
-                <w:szCs w:val="20"/>
-              </w:rPr>
-              <w:t>users</w:t>
-            </w:r>
-            <w:proofErr w:type="spellEnd"/>
-            <w:r>
-              <w:rPr>
-                <w:rStyle w:val="Fett"/>
+                <w:sz w:val="20"/>
+                <w:szCs w:val="20"/>
+                <w:lang w:val="en-GB"/>
+              </w:rPr>
+            </w:pPr>
+            <w:r>
+              <w:rPr>
+                <w:rStyle w:val="Strong"/>
                 <w:rFonts w:ascii="Arial" w:hAnsi="Arial" w:cs="Arial"/>
-                <w:b w:val="0"/>
-                <w:bCs w:val="0"/>
-                <w:sz w:val="20"/>
-                <w:szCs w:val="20"/>
-              </w:rPr>
-              <w:t>,</w:t>
-            </w:r>
-            <w:r>
-              <w:rPr>
-                <w:rStyle w:val="Fett"/>
+                <w:sz w:val="20"/>
+                <w:szCs w:val="20"/>
+                <w:lang w:val="en-GB"/>
+              </w:rPr>
+              <w:t>TNT Sports / Eurosport</w:t>
+            </w:r>
+            <w:r>
+              <w:rPr>
                 <w:rFonts w:ascii="Arial" w:hAnsi="Arial" w:cs="Arial"/>
                 <w:sz w:val="20"/>
                 <w:szCs w:val="20"/>
-              </w:rPr>
-              <w:t xml:space="preserve"> </w:t>
+                <w:lang w:val="en-GB"/>
+              </w:rPr>
+              <w:t xml:space="preserve"> (Warner Bros. Discovery) — including Olympic mini-games for Milan Cortina </w:t>
             </w:r>
           </w:p>
           <w:p>
@@ -5674,78 +5494,85 @@
                 <w:rFonts w:ascii="Arial" w:hAnsi="Arial" w:cs="Arial"/>
                 <w:sz w:val="20"/>
                 <w:szCs w:val="20"/>
-              </w:rPr>
-            </w:pPr>
-            <w:r>
-              <w:rPr>
-                <w:rStyle w:val="Fett"/>
+                <w:lang w:val="en-GB"/>
+              </w:rPr>
+            </w:pPr>
+            <w:r>
+              <w:rPr>
+                <w:rStyle w:val="Strong"/>
                 <w:rFonts w:ascii="Arial" w:hAnsi="Arial" w:cs="Arial"/>
                 <w:sz w:val="20"/>
                 <w:szCs w:val="20"/>
-              </w:rPr>
-              <w:t>Paris Saint-Germain (PSG)</w:t>
+                <w:lang w:val="en-GB"/>
+              </w:rPr>
+              <w:t>Canal+</w:t>
             </w:r>
             <w:r>
               <w:rPr>
                 <w:rFonts w:ascii="Arial" w:hAnsi="Arial" w:cs="Arial"/>
                 <w:sz w:val="20"/>
                 <w:szCs w:val="20"/>
-              </w:rPr>
-              <w:t xml:space="preserve"> — </w:t>
-            </w:r>
-            <w:proofErr w:type="spellStart"/>
-            <w:r>
+                <w:lang w:val="en-GB"/>
+              </w:rPr>
+              <w:t xml:space="preserve"> — since 2021, polls/predictions for Football, Golf, Boxing, F1 (54% interaction rate) </w:t>
+            </w:r>
+          </w:p>
+          <w:p>
+            <w:pPr>
               <w:rPr>
                 <w:rFonts w:ascii="Arial" w:hAnsi="Arial" w:cs="Arial"/>
                 <w:sz w:val="20"/>
                 <w:szCs w:val="20"/>
-              </w:rPr>
-              <w:t>MyParis</w:t>
-            </w:r>
-            <w:proofErr w:type="spellEnd"/>
-            <w:r>
-              <w:rPr>
+                <w:lang w:val="en-GB"/>
+              </w:rPr>
+            </w:pPr>
+            <w:r>
+              <w:rPr>
+                <w:rStyle w:val="Strong"/>
                 <w:rFonts w:ascii="Arial" w:hAnsi="Arial" w:cs="Arial"/>
                 <w:sz w:val="20"/>
                 <w:szCs w:val="20"/>
-              </w:rPr>
-              <w:t xml:space="preserve"> Fan Zone, 83% </w:t>
-            </w:r>
-            <w:proofErr w:type="spellStart"/>
+                <w:lang w:val="en-GB"/>
+              </w:rPr>
+              <w:t>Yahoo Sports / Yahoo Fantasy</w:t>
+            </w:r>
             <w:r>
               <w:rPr>
                 <w:rFonts w:ascii="Arial" w:hAnsi="Arial" w:cs="Arial"/>
                 <w:sz w:val="20"/>
                 <w:szCs w:val="20"/>
-              </w:rPr>
-              <w:t>engagement</w:t>
-            </w:r>
-            <w:proofErr w:type="spellEnd"/>
-            <w:r>
+                <w:lang w:val="en-GB"/>
+              </w:rPr>
+              <w:t xml:space="preserve"> — comment boards, 300M+ additional weekly minutes </w:t>
+            </w:r>
+          </w:p>
+          <w:p>
+            <w:pPr>
               <w:rPr>
                 <w:rFonts w:ascii="Arial" w:hAnsi="Arial" w:cs="Arial"/>
                 <w:sz w:val="20"/>
                 <w:szCs w:val="20"/>
-              </w:rPr>
-              <w:t xml:space="preserve"> rate on mini-</w:t>
-            </w:r>
-            <w:proofErr w:type="spellStart"/>
-            <w:r>
-              <w:rPr>
+                <w:lang w:val="en-GB"/>
+              </w:rPr>
+            </w:pPr>
+            <w:r>
+              <w:rPr>
+                <w:rStyle w:val="Strong"/>
                 <w:rFonts w:ascii="Arial" w:hAnsi="Arial" w:cs="Arial"/>
                 <w:sz w:val="20"/>
                 <w:szCs w:val="20"/>
-              </w:rPr>
-              <w:t>games</w:t>
-            </w:r>
-            <w:proofErr w:type="spellEnd"/>
+                <w:lang w:val="en-GB"/>
+              </w:rPr>
+              <w:t>France TV — Paris 2024 Olympics</w:t>
+            </w:r>
             <w:r>
               <w:rPr>
                 <w:rFonts w:ascii="Arial" w:hAnsi="Arial" w:cs="Arial"/>
                 <w:sz w:val="20"/>
                 <w:szCs w:val="20"/>
-              </w:rPr>
-              <w:t xml:space="preserve"> </w:t>
+                <w:lang w:val="en-GB"/>
+              </w:rPr>
+              <w:t xml:space="preserve"> — 1.4M users during the Games </w:t>
             </w:r>
           </w:p>
           <w:p>
@@ -5754,521 +5581,27 @@
                 <w:rFonts w:ascii="Arial" w:hAnsi="Arial" w:cs="Arial"/>
                 <w:sz w:val="20"/>
                 <w:szCs w:val="20"/>
-              </w:rPr>
-            </w:pPr>
-            <w:proofErr w:type="gramStart"/>
-            <w:r>
-              <w:rPr>
-                <w:rStyle w:val="Fett"/>
+                <w:lang w:val="en-GB"/>
+              </w:rPr>
+            </w:pPr>
+            <w:r>
+              <w:rPr>
+                <w:rStyle w:val="Strong"/>
                 <w:rFonts w:ascii="Arial" w:hAnsi="Arial" w:cs="Arial"/>
                 <w:sz w:val="20"/>
                 <w:szCs w:val="20"/>
-              </w:rPr>
-              <w:t>TNT Sports</w:t>
-            </w:r>
-            <w:proofErr w:type="gramEnd"/>
-            <w:r>
-              <w:rPr>
-                <w:rStyle w:val="Fett"/>
+                <w:lang w:val="en-GB"/>
+              </w:rPr>
+              <w:t>YES Network / Gotham Sports App</w:t>
+            </w:r>
+            <w:r>
+              <w:rPr>
                 <w:rFonts w:ascii="Arial" w:hAnsi="Arial" w:cs="Arial"/>
                 <w:sz w:val="20"/>
                 <w:szCs w:val="20"/>
-              </w:rPr>
-              <w:t xml:space="preserve"> / Eurosport</w:t>
-            </w:r>
-            <w:r>
-              <w:rPr>
-                <w:rFonts w:ascii="Arial" w:hAnsi="Arial" w:cs="Arial"/>
-                <w:sz w:val="20"/>
-                <w:szCs w:val="20"/>
-              </w:rPr>
-              <w:t xml:space="preserve"> (Warner Bros. Discovery) — </w:t>
-            </w:r>
-            <w:proofErr w:type="spellStart"/>
-            <w:r>
-              <w:rPr>
-                <w:rFonts w:ascii="Arial" w:hAnsi="Arial" w:cs="Arial"/>
-                <w:sz w:val="20"/>
-                <w:szCs w:val="20"/>
-              </w:rPr>
-              <w:t>including</w:t>
-            </w:r>
-            <w:proofErr w:type="spellEnd"/>
-            <w:r>
-              <w:rPr>
-                <w:rFonts w:ascii="Arial" w:hAnsi="Arial" w:cs="Arial"/>
-                <w:sz w:val="20"/>
-                <w:szCs w:val="20"/>
-              </w:rPr>
-              <w:t xml:space="preserve"> Olympic mini-</w:t>
-            </w:r>
-            <w:proofErr w:type="spellStart"/>
-            <w:r>
-              <w:rPr>
-                <w:rFonts w:ascii="Arial" w:hAnsi="Arial" w:cs="Arial"/>
-                <w:sz w:val="20"/>
-                <w:szCs w:val="20"/>
-              </w:rPr>
-              <w:t>games</w:t>
-            </w:r>
-            <w:proofErr w:type="spellEnd"/>
-            <w:r>
-              <w:rPr>
-                <w:rFonts w:ascii="Arial" w:hAnsi="Arial" w:cs="Arial"/>
-                <w:sz w:val="20"/>
-                <w:szCs w:val="20"/>
-              </w:rPr>
-              <w:t xml:space="preserve"> </w:t>
-            </w:r>
-            <w:proofErr w:type="spellStart"/>
-            <w:r>
-              <w:rPr>
-                <w:rFonts w:ascii="Arial" w:hAnsi="Arial" w:cs="Arial"/>
-                <w:sz w:val="20"/>
-                <w:szCs w:val="20"/>
-              </w:rPr>
-              <w:t>for</w:t>
-            </w:r>
-            <w:proofErr w:type="spellEnd"/>
-            <w:r>
-              <w:rPr>
-                <w:rFonts w:ascii="Arial" w:hAnsi="Arial" w:cs="Arial"/>
-                <w:sz w:val="20"/>
-                <w:szCs w:val="20"/>
-              </w:rPr>
-              <w:t xml:space="preserve"> Milan Cortina </w:t>
-            </w:r>
-          </w:p>
-          <w:p>
-            <w:pPr>
-              <w:rPr>
-                <w:rFonts w:ascii="Arial" w:hAnsi="Arial" w:cs="Arial"/>
-                <w:sz w:val="20"/>
-                <w:szCs w:val="20"/>
-              </w:rPr>
-            </w:pPr>
-            <w:proofErr w:type="spellStart"/>
-            <w:r>
-              <w:rPr>
-                <w:rStyle w:val="Fett"/>
-                <w:rFonts w:ascii="Arial" w:hAnsi="Arial" w:cs="Arial"/>
-                <w:sz w:val="20"/>
-                <w:szCs w:val="20"/>
-              </w:rPr>
-              <w:t>Canal</w:t>
-            </w:r>
-            <w:proofErr w:type="spellEnd"/>
-            <w:r>
-              <w:rPr>
-                <w:rStyle w:val="Fett"/>
-                <w:rFonts w:ascii="Arial" w:hAnsi="Arial" w:cs="Arial"/>
-                <w:sz w:val="20"/>
-                <w:szCs w:val="20"/>
-              </w:rPr>
-              <w:t>+</w:t>
-            </w:r>
-            <w:r>
-              <w:rPr>
-                <w:rFonts w:ascii="Arial" w:hAnsi="Arial" w:cs="Arial"/>
-                <w:sz w:val="20"/>
-                <w:szCs w:val="20"/>
-              </w:rPr>
-              <w:t xml:space="preserve"> — </w:t>
-            </w:r>
-            <w:proofErr w:type="spellStart"/>
-            <w:r>
-              <w:rPr>
-                <w:rFonts w:ascii="Arial" w:hAnsi="Arial" w:cs="Arial"/>
-                <w:sz w:val="20"/>
-                <w:szCs w:val="20"/>
-              </w:rPr>
-              <w:t>since</w:t>
-            </w:r>
-            <w:proofErr w:type="spellEnd"/>
-            <w:r>
-              <w:rPr>
-                <w:rFonts w:ascii="Arial" w:hAnsi="Arial" w:cs="Arial"/>
-                <w:sz w:val="20"/>
-                <w:szCs w:val="20"/>
-              </w:rPr>
-              <w:t xml:space="preserve"> 2021, </w:t>
-            </w:r>
-            <w:proofErr w:type="spellStart"/>
-            <w:r>
-              <w:rPr>
-                <w:rFonts w:ascii="Arial" w:hAnsi="Arial" w:cs="Arial"/>
-                <w:sz w:val="20"/>
-                <w:szCs w:val="20"/>
-              </w:rPr>
-              <w:t>polls</w:t>
-            </w:r>
-            <w:proofErr w:type="spellEnd"/>
-            <w:r>
-              <w:rPr>
-                <w:rFonts w:ascii="Arial" w:hAnsi="Arial" w:cs="Arial"/>
-                <w:sz w:val="20"/>
-                <w:szCs w:val="20"/>
-              </w:rPr>
-              <w:t>/</w:t>
-            </w:r>
-            <w:proofErr w:type="spellStart"/>
-            <w:r>
-              <w:rPr>
-                <w:rFonts w:ascii="Arial" w:hAnsi="Arial" w:cs="Arial"/>
-                <w:sz w:val="20"/>
-                <w:szCs w:val="20"/>
-              </w:rPr>
-              <w:t>predictions</w:t>
-            </w:r>
-            <w:proofErr w:type="spellEnd"/>
-            <w:r>
-              <w:rPr>
-                <w:rFonts w:ascii="Arial" w:hAnsi="Arial" w:cs="Arial"/>
-                <w:sz w:val="20"/>
-                <w:szCs w:val="20"/>
-              </w:rPr>
-              <w:t xml:space="preserve"> </w:t>
-            </w:r>
-            <w:proofErr w:type="spellStart"/>
-            <w:r>
-              <w:rPr>
-                <w:rFonts w:ascii="Arial" w:hAnsi="Arial" w:cs="Arial"/>
-                <w:sz w:val="20"/>
-                <w:szCs w:val="20"/>
-              </w:rPr>
-              <w:t>for</w:t>
-            </w:r>
-            <w:proofErr w:type="spellEnd"/>
-            <w:r>
-              <w:rPr>
-                <w:rFonts w:ascii="Arial" w:hAnsi="Arial" w:cs="Arial"/>
-                <w:sz w:val="20"/>
-                <w:szCs w:val="20"/>
-              </w:rPr>
-              <w:t xml:space="preserve"> Football, Golf, Boxing, F1 (54% </w:t>
-            </w:r>
-            <w:proofErr w:type="spellStart"/>
-            <w:r>
-              <w:rPr>
-                <w:rFonts w:ascii="Arial" w:hAnsi="Arial" w:cs="Arial"/>
-                <w:sz w:val="20"/>
-                <w:szCs w:val="20"/>
-              </w:rPr>
-              <w:t>interaction</w:t>
-            </w:r>
-            <w:proofErr w:type="spellEnd"/>
-            <w:r>
-              <w:rPr>
-                <w:rFonts w:ascii="Arial" w:hAnsi="Arial" w:cs="Arial"/>
-                <w:sz w:val="20"/>
-                <w:szCs w:val="20"/>
-              </w:rPr>
-              <w:t xml:space="preserve"> rate) </w:t>
-            </w:r>
-          </w:p>
-          <w:p>
-            <w:pPr>
-              <w:rPr>
-                <w:rFonts w:ascii="Arial" w:hAnsi="Arial" w:cs="Arial"/>
-                <w:sz w:val="20"/>
-                <w:szCs w:val="20"/>
-              </w:rPr>
-            </w:pPr>
-            <w:r>
-              <w:rPr>
-                <w:rStyle w:val="Fett"/>
-                <w:rFonts w:ascii="Arial" w:hAnsi="Arial" w:cs="Arial"/>
-                <w:sz w:val="20"/>
-                <w:szCs w:val="20"/>
-              </w:rPr>
-              <w:t>Yahoo Sports / Yahoo Fantasy</w:t>
-            </w:r>
-            <w:r>
-              <w:rPr>
-                <w:rFonts w:ascii="Arial" w:hAnsi="Arial" w:cs="Arial"/>
-                <w:sz w:val="20"/>
-                <w:szCs w:val="20"/>
-              </w:rPr>
-              <w:t xml:space="preserve"> — </w:t>
-            </w:r>
-            <w:proofErr w:type="spellStart"/>
-            <w:r>
-              <w:rPr>
-                <w:rFonts w:ascii="Arial" w:hAnsi="Arial" w:cs="Arial"/>
-                <w:sz w:val="20"/>
-                <w:szCs w:val="20"/>
-              </w:rPr>
-              <w:t>comment</w:t>
-            </w:r>
-            <w:proofErr w:type="spellEnd"/>
-            <w:r>
-              <w:rPr>
-                <w:rFonts w:ascii="Arial" w:hAnsi="Arial" w:cs="Arial"/>
-                <w:sz w:val="20"/>
-                <w:szCs w:val="20"/>
-              </w:rPr>
-              <w:t xml:space="preserve"> </w:t>
-            </w:r>
-            <w:proofErr w:type="spellStart"/>
-            <w:r>
-              <w:rPr>
-                <w:rFonts w:ascii="Arial" w:hAnsi="Arial" w:cs="Arial"/>
-                <w:sz w:val="20"/>
-                <w:szCs w:val="20"/>
-              </w:rPr>
-              <w:t>boards</w:t>
-            </w:r>
-            <w:proofErr w:type="spellEnd"/>
-            <w:r>
-              <w:rPr>
-                <w:rFonts w:ascii="Arial" w:hAnsi="Arial" w:cs="Arial"/>
-                <w:sz w:val="20"/>
-                <w:szCs w:val="20"/>
-              </w:rPr>
-              <w:t xml:space="preserve">, 300M+ additional </w:t>
-            </w:r>
-            <w:proofErr w:type="spellStart"/>
-            <w:r>
-              <w:rPr>
-                <w:rFonts w:ascii="Arial" w:hAnsi="Arial" w:cs="Arial"/>
-                <w:sz w:val="20"/>
-                <w:szCs w:val="20"/>
-              </w:rPr>
-              <w:t>weekly</w:t>
-            </w:r>
-            <w:proofErr w:type="spellEnd"/>
-            <w:r>
-              <w:rPr>
-                <w:rFonts w:ascii="Arial" w:hAnsi="Arial" w:cs="Arial"/>
-                <w:sz w:val="20"/>
-                <w:szCs w:val="20"/>
-              </w:rPr>
-              <w:t xml:space="preserve"> </w:t>
-            </w:r>
-            <w:proofErr w:type="spellStart"/>
-            <w:r>
-              <w:rPr>
-                <w:rFonts w:ascii="Arial" w:hAnsi="Arial" w:cs="Arial"/>
-                <w:sz w:val="20"/>
-                <w:szCs w:val="20"/>
-              </w:rPr>
-              <w:t>minutes</w:t>
-            </w:r>
-            <w:proofErr w:type="spellEnd"/>
-            <w:r>
-              <w:rPr>
-                <w:rFonts w:ascii="Arial" w:hAnsi="Arial" w:cs="Arial"/>
-                <w:sz w:val="20"/>
-                <w:szCs w:val="20"/>
-              </w:rPr>
-              <w:t xml:space="preserve"> </w:t>
-            </w:r>
-          </w:p>
-          <w:p>
-            <w:pPr>
-              <w:rPr>
-                <w:rFonts w:ascii="Arial" w:hAnsi="Arial" w:cs="Arial"/>
-                <w:sz w:val="20"/>
-                <w:szCs w:val="20"/>
-              </w:rPr>
-            </w:pPr>
-            <w:r>
-              <w:rPr>
-                <w:rStyle w:val="Fett"/>
-                <w:rFonts w:ascii="Arial" w:hAnsi="Arial" w:cs="Arial"/>
-                <w:sz w:val="20"/>
-                <w:szCs w:val="20"/>
-              </w:rPr>
-              <w:t>France TV — Paris 2024 Olympics</w:t>
-            </w:r>
-            <w:r>
-              <w:rPr>
-                <w:rFonts w:ascii="Arial" w:hAnsi="Arial" w:cs="Arial"/>
-                <w:sz w:val="20"/>
-                <w:szCs w:val="20"/>
-              </w:rPr>
-              <w:t xml:space="preserve"> — 1.4M </w:t>
-            </w:r>
-            <w:proofErr w:type="spellStart"/>
-            <w:r>
-              <w:rPr>
-                <w:rFonts w:ascii="Arial" w:hAnsi="Arial" w:cs="Arial"/>
-                <w:sz w:val="20"/>
-                <w:szCs w:val="20"/>
-              </w:rPr>
-              <w:t>users</w:t>
-            </w:r>
-            <w:proofErr w:type="spellEnd"/>
-            <w:r>
-              <w:rPr>
-                <w:rFonts w:ascii="Arial" w:hAnsi="Arial" w:cs="Arial"/>
-                <w:sz w:val="20"/>
-                <w:szCs w:val="20"/>
-              </w:rPr>
-              <w:t xml:space="preserve"> </w:t>
-            </w:r>
-            <w:proofErr w:type="spellStart"/>
-            <w:r>
-              <w:rPr>
-                <w:rFonts w:ascii="Arial" w:hAnsi="Arial" w:cs="Arial"/>
-                <w:sz w:val="20"/>
-                <w:szCs w:val="20"/>
-              </w:rPr>
-              <w:t>during</w:t>
-            </w:r>
-            <w:proofErr w:type="spellEnd"/>
-            <w:r>
-              <w:rPr>
-                <w:rFonts w:ascii="Arial" w:hAnsi="Arial" w:cs="Arial"/>
-                <w:sz w:val="20"/>
-                <w:szCs w:val="20"/>
-              </w:rPr>
-              <w:t xml:space="preserve"> </w:t>
-            </w:r>
-            <w:proofErr w:type="spellStart"/>
-            <w:r>
-              <w:rPr>
-                <w:rFonts w:ascii="Arial" w:hAnsi="Arial" w:cs="Arial"/>
-                <w:sz w:val="20"/>
-                <w:szCs w:val="20"/>
-              </w:rPr>
-              <w:t>the</w:t>
-            </w:r>
-            <w:proofErr w:type="spellEnd"/>
-            <w:r>
-              <w:rPr>
-                <w:rFonts w:ascii="Arial" w:hAnsi="Arial" w:cs="Arial"/>
-                <w:sz w:val="20"/>
-                <w:szCs w:val="20"/>
-              </w:rPr>
-              <w:t xml:space="preserve"> Games </w:t>
-            </w:r>
-          </w:p>
-          <w:p>
-            <w:pPr>
-              <w:rPr>
-                <w:rFonts w:ascii="Arial" w:hAnsi="Arial" w:cs="Arial"/>
-                <w:sz w:val="20"/>
-                <w:szCs w:val="20"/>
-              </w:rPr>
-            </w:pPr>
-            <w:proofErr w:type="gramStart"/>
-            <w:r>
-              <w:rPr>
-                <w:rStyle w:val="Fett"/>
-                <w:rFonts w:ascii="Arial" w:hAnsi="Arial" w:cs="Arial"/>
-                <w:sz w:val="20"/>
-                <w:szCs w:val="20"/>
-              </w:rPr>
-              <w:t>YES Network</w:t>
-            </w:r>
-            <w:proofErr w:type="gramEnd"/>
-            <w:r>
-              <w:rPr>
-                <w:rStyle w:val="Fett"/>
-                <w:rFonts w:ascii="Arial" w:hAnsi="Arial" w:cs="Arial"/>
-                <w:sz w:val="20"/>
-                <w:szCs w:val="20"/>
-              </w:rPr>
-              <w:t xml:space="preserve"> / Gotham Sports App</w:t>
-            </w:r>
-            <w:r>
-              <w:rPr>
-                <w:rFonts w:ascii="Arial" w:hAnsi="Arial" w:cs="Arial"/>
-                <w:sz w:val="20"/>
-                <w:szCs w:val="20"/>
-              </w:rPr>
-              <w:t xml:space="preserve"> — </w:t>
-            </w:r>
-            <w:proofErr w:type="spellStart"/>
-            <w:r>
-              <w:rPr>
-                <w:rFonts w:ascii="Arial" w:hAnsi="Arial" w:cs="Arial"/>
-                <w:sz w:val="20"/>
-                <w:szCs w:val="20"/>
-              </w:rPr>
-              <w:t>loyalty</w:t>
-            </w:r>
-            <w:proofErr w:type="spellEnd"/>
-            <w:r>
-              <w:rPr>
-                <w:rFonts w:ascii="Arial" w:hAnsi="Arial" w:cs="Arial"/>
-                <w:sz w:val="20"/>
-                <w:szCs w:val="20"/>
-              </w:rPr>
-              <w:t xml:space="preserve"> </w:t>
-            </w:r>
-            <w:proofErr w:type="spellStart"/>
-            <w:r>
-              <w:rPr>
-                <w:rFonts w:ascii="Arial" w:hAnsi="Arial" w:cs="Arial"/>
-                <w:sz w:val="20"/>
-                <w:szCs w:val="20"/>
-              </w:rPr>
-              <w:t>rewards</w:t>
-            </w:r>
-            <w:proofErr w:type="spellEnd"/>
-            <w:r>
-              <w:rPr>
-                <w:rFonts w:ascii="Arial" w:hAnsi="Arial" w:cs="Arial"/>
-                <w:sz w:val="20"/>
-                <w:szCs w:val="20"/>
-              </w:rPr>
-              <w:t xml:space="preserve">, 200K+ </w:t>
-            </w:r>
-            <w:proofErr w:type="spellStart"/>
-            <w:r>
-              <w:rPr>
-                <w:rFonts w:ascii="Arial" w:hAnsi="Arial" w:cs="Arial"/>
-                <w:sz w:val="20"/>
-                <w:szCs w:val="20"/>
-              </w:rPr>
-              <w:t>users</w:t>
-            </w:r>
-            <w:proofErr w:type="spellEnd"/>
-            <w:r>
-              <w:rPr>
-                <w:rFonts w:ascii="Arial" w:hAnsi="Arial" w:cs="Arial"/>
-                <w:sz w:val="20"/>
-                <w:szCs w:val="20"/>
-              </w:rPr>
-              <w:t xml:space="preserve"> in </w:t>
-            </w:r>
-            <w:proofErr w:type="spellStart"/>
-            <w:r>
-              <w:rPr>
-                <w:rFonts w:ascii="Arial" w:hAnsi="Arial" w:cs="Arial"/>
-                <w:sz w:val="20"/>
-                <w:szCs w:val="20"/>
-              </w:rPr>
-              <w:t>first</w:t>
-            </w:r>
-            <w:proofErr w:type="spellEnd"/>
-            <w:r>
-              <w:rPr>
-                <w:rFonts w:ascii="Arial" w:hAnsi="Arial" w:cs="Arial"/>
-                <w:sz w:val="20"/>
-                <w:szCs w:val="20"/>
-              </w:rPr>
-              <w:t xml:space="preserve"> 4 </w:t>
-            </w:r>
-            <w:proofErr w:type="spellStart"/>
-            <w:r>
-              <w:rPr>
-                <w:rFonts w:ascii="Arial" w:hAnsi="Arial" w:cs="Arial"/>
-                <w:sz w:val="20"/>
-                <w:szCs w:val="20"/>
-              </w:rPr>
-              <w:t>months</w:t>
-            </w:r>
-            <w:proofErr w:type="spellEnd"/>
-            <w:r>
-              <w:rPr>
-                <w:rFonts w:ascii="Arial" w:hAnsi="Arial" w:cs="Arial"/>
-                <w:sz w:val="20"/>
-                <w:szCs w:val="20"/>
-              </w:rPr>
-              <w:t xml:space="preserve"> </w:t>
+                <w:lang w:val="en-GB"/>
+              </w:rPr>
+              <w:t xml:space="preserve"> — loyalty rewards, 200K+ users in first 4 months </w:t>
             </w:r>
           </w:p>
           <w:p>
@@ -6286,14 +5619,24 @@
                 <w:sz w:val="20"/>
                 <w:szCs w:val="20"/>
               </w:rPr>
-              <w:t xml:space="preserve">  </w:t>
-            </w:r>
-            <w:r>
-              <w:rPr>
-                <w:rStyle w:val="Fett"/>
+              <w:t></w:t>
+            </w:r>
+            <w:r>
+              <w:rPr>
                 <w:rFonts w:ascii="Arial" w:hAnsi="Arial" w:cs="Arial"/>
                 <w:sz w:val="20"/>
                 <w:szCs w:val="20"/>
+                <w:lang w:val="en-GB"/>
+              </w:rPr>
+              <w:t xml:space="preserve">  </w:t>
+            </w:r>
+            <w:r>
+              <w:rPr>
+                <w:rStyle w:val="Strong"/>
+                <w:rFonts w:ascii="Arial" w:hAnsi="Arial" w:cs="Arial"/>
+                <w:sz w:val="20"/>
+                <w:szCs w:val="20"/>
+                <w:lang w:val="en-GB"/>
               </w:rPr>
               <w:t>PFL</w:t>
             </w:r>
@@ -6303,29 +5646,14 @@
                 <w:rFonts w:ascii="Arial" w:hAnsi="Arial" w:cs="Arial"/>
                 <w:sz w:val="20"/>
                 <w:szCs w:val="20"/>
-              </w:rPr>
-              <w:t xml:space="preserve"> (Professional Fighters League) — Web3 fan </w:t>
-            </w:r>
-            <w:proofErr w:type="spellStart"/>
-            <w:r>
-              <w:rPr>
-                <w:rFonts w:ascii="Arial" w:hAnsi="Arial" w:cs="Arial"/>
-                <w:sz w:val="20"/>
-                <w:szCs w:val="20"/>
-              </w:rPr>
-              <w:t>rewards</w:t>
-            </w:r>
-            <w:proofErr w:type="spellEnd"/>
+                <w:lang w:val="en-GB"/>
+              </w:rPr>
+              <w:t xml:space="preserve"> (Professional Fighters League) — Web3 fan rewards</w:t>
+            </w:r>
           </w:p>
         </w:tc>
       </w:tr>
       <w:tr>
-        <w:tblPrEx>
-          <w:tblCellMar>
-            <w:top w:w="0" w:type="dxa"/>
-            <w:bottom w:w="0" w:type="dxa"/>
-          </w:tblCellMar>
-        </w:tblPrEx>
         <w:tc>
           <w:tcPr>
             <w:tcW w:w="2600" w:type="dxa"/>
@@ -6422,12 +5750,6 @@
         </w:tc>
       </w:tr>
       <w:tr>
-        <w:tblPrEx>
-          <w:tblCellMar>
-            <w:top w:w="0" w:type="dxa"/>
-            <w:bottom w:w="0" w:type="dxa"/>
-          </w:tblCellMar>
-        </w:tblPrEx>
         <w:tc>
           <w:tcPr>
             <w:tcW w:w="2600" w:type="dxa"/>
@@ -6552,12 +5874,6 @@
         <w:gridCol w:w="4680"/>
       </w:tblGrid>
       <w:tr>
-        <w:tblPrEx>
-          <w:tblCellMar>
-            <w:top w:w="0" w:type="dxa"/>
-            <w:bottom w:w="0" w:type="dxa"/>
-          </w:tblCellMar>
-        </w:tblPrEx>
         <w:tc>
           <w:tcPr>
             <w:tcW w:w="4680" w:type="dxa"/>
@@ -6597,7 +5913,7 @@
           </w:p>
           <w:p>
             <w:pPr>
-              <w:pStyle w:val="Listenabsatz"/>
+              <w:pStyle w:val="ListParagraph"/>
               <w:numPr>
                 <w:ilvl w:val="0"/>
                 <w:numId w:val="2"/>
@@ -6619,7 +5935,7 @@
           </w:p>
           <w:p>
             <w:pPr>
-              <w:pStyle w:val="Listenabsatz"/>
+              <w:pStyle w:val="ListParagraph"/>
               <w:numPr>
                 <w:ilvl w:val="0"/>
                 <w:numId w:val="2"/>
@@ -6641,7 +5957,7 @@
           </w:p>
           <w:p>
             <w:pPr>
-              <w:pStyle w:val="Listenabsatz"/>
+              <w:pStyle w:val="ListParagraph"/>
               <w:numPr>
                 <w:ilvl w:val="0"/>
                 <w:numId w:val="2"/>
@@ -6664,7 +5980,7 @@
           </w:p>
           <w:p>
             <w:pPr>
-              <w:pStyle w:val="Listenabsatz"/>
+              <w:pStyle w:val="ListParagraph"/>
               <w:numPr>
                 <w:ilvl w:val="0"/>
                 <w:numId w:val="2"/>
@@ -6686,7 +6002,7 @@
           </w:p>
           <w:p>
             <w:pPr>
-              <w:pStyle w:val="Listenabsatz"/>
+              <w:pStyle w:val="ListParagraph"/>
               <w:numPr>
                 <w:ilvl w:val="0"/>
                 <w:numId w:val="2"/>
@@ -6747,7 +6063,7 @@
           </w:p>
           <w:p>
             <w:pPr>
-              <w:pStyle w:val="Listenabsatz"/>
+              <w:pStyle w:val="ListParagraph"/>
               <w:numPr>
                 <w:ilvl w:val="0"/>
                 <w:numId w:val="2"/>
@@ -6769,7 +6085,7 @@
           </w:p>
           <w:p>
             <w:pPr>
-              <w:pStyle w:val="Listenabsatz"/>
+              <w:pStyle w:val="ListParagraph"/>
               <w:numPr>
                 <w:ilvl w:val="0"/>
                 <w:numId w:val="2"/>
@@ -6791,7 +6107,7 @@
           </w:p>
           <w:p>
             <w:pPr>
-              <w:pStyle w:val="Listenabsatz"/>
+              <w:pStyle w:val="ListParagraph"/>
               <w:numPr>
                 <w:ilvl w:val="0"/>
                 <w:numId w:val="2"/>
@@ -6813,7 +6129,7 @@
           </w:p>
           <w:p>
             <w:pPr>
-              <w:pStyle w:val="Listenabsatz"/>
+              <w:pStyle w:val="ListParagraph"/>
               <w:numPr>
                 <w:ilvl w:val="0"/>
                 <w:numId w:val="2"/>
@@ -6836,7 +6152,7 @@
           </w:p>
           <w:p>
             <w:pPr>
-              <w:pStyle w:val="Listenabsatz"/>
+              <w:pStyle w:val="ListParagraph"/>
               <w:numPr>
                 <w:ilvl w:val="0"/>
                 <w:numId w:val="2"/>
@@ -6861,7 +6177,7 @@
     </w:tbl>
     <w:p>
       <w:pPr>
-        <w:pStyle w:val="Listenabsatz"/>
+        <w:pStyle w:val="ListParagraph"/>
         <w:numPr>
           <w:ilvl w:val="0"/>
           <w:numId w:val="9"/>
@@ -6903,7 +6219,7 @@
     </w:p>
     <w:p>
       <w:pPr>
-        <w:pStyle w:val="berschrift2"/>
+        <w:pStyle w:val="Heading2"/>
         <w:rPr>
           <w:lang w:val="en-GB"/>
         </w:rPr>
@@ -6936,19 +6252,7 @@
           <w:rPr>
             <w:rStyle w:val="Hyperlink"/>
           </w:rPr>
-          <w:t>https://sportb</w:t>
-        </w:r>
-        <w:r>
-          <w:rPr>
-            <w:rStyle w:val="Hyperlink"/>
-          </w:rPr>
-          <w:t>u</w:t>
-        </w:r>
-        <w:r>
-          <w:rPr>
-            <w:rStyle w:val="Hyperlink"/>
-          </w:rPr>
-          <w:t>ff.com</w:t>
+          <w:t>https://sportbuff.com</w:t>
         </w:r>
       </w:hyperlink>
     </w:p>
@@ -6965,19 +6269,7 @@
           <w:rPr>
             <w:rStyle w:val="Hyperlink"/>
           </w:rPr>
-          <w:t>https://sportbuff.com/news/sport-buf</w:t>
-        </w:r>
-        <w:r>
-          <w:rPr>
-            <w:rStyle w:val="Hyperlink"/>
-          </w:rPr>
-          <w:t>f</w:t>
-        </w:r>
-        <w:r>
-          <w:rPr>
-            <w:rStyle w:val="Hyperlink"/>
-          </w:rPr>
-          <w:t>-secures-significant-seed-investment</w:t>
+          <w:t>https://sportbuff.com/news/sport-buff-secures-significant-seed-investment</w:t>
         </w:r>
       </w:hyperlink>
     </w:p>
@@ -6994,19 +6286,7 @@
           <w:rPr>
             <w:rStyle w:val="Hyperlink"/>
           </w:rPr>
-          <w:t>https://www.uktechnews.</w:t>
-        </w:r>
-        <w:r>
-          <w:rPr>
-            <w:rStyle w:val="Hyperlink"/>
-          </w:rPr>
-          <w:t>i</w:t>
-        </w:r>
-        <w:r>
-          <w:rPr>
-            <w:rStyle w:val="Hyperlink"/>
-          </w:rPr>
-          <w:t>nfo/2022/08/23/buff-up-t-a-sport-buff-secures-2-10-million-seed-investment-led-by-sport-republic</w:t>
+          <w:t>https://www.uktechnews.info/2022/08/23/buff-up-t-a-sport-buff-secures-2-10-million-seed-investment-led-by-sport-republic</w:t>
         </w:r>
       </w:hyperlink>
     </w:p>
@@ -7023,19 +6303,7 @@
           <w:rPr>
             <w:rStyle w:val="Hyperlink"/>
           </w:rPr>
-          <w:t>https://siliconcanals</w:t>
-        </w:r>
-        <w:r>
-          <w:rPr>
-            <w:rStyle w:val="Hyperlink"/>
-          </w:rPr>
-          <w:t>.</w:t>
-        </w:r>
-        <w:r>
-          <w:rPr>
-            <w:rStyle w:val="Hyperlink"/>
-          </w:rPr>
-          <w:t>com/london-sport-buff-raises-2-5m</w:t>
+          <w:t>https://siliconcanals.com/london-sport-buff-raises-2-5m</w:t>
         </w:r>
       </w:hyperlink>
     </w:p>
@@ -7052,19 +6320,7 @@
           <w:rPr>
             <w:rStyle w:val="Hyperlink"/>
           </w:rPr>
-          <w:t>https://www.sntv.com/news-and-insights/sntv-partners-with-sport-buff-to-create-sports-fan-engagem</w:t>
-        </w:r>
-        <w:r>
-          <w:rPr>
-            <w:rStyle w:val="Hyperlink"/>
-          </w:rPr>
-          <w:t>e</w:t>
-        </w:r>
-        <w:r>
-          <w:rPr>
-            <w:rStyle w:val="Hyperlink"/>
-          </w:rPr>
-          <w:t>nt-solutions-</w:t>
+          <w:t>https://www.sntv.com/news-and-insights/sntv-partners-with-sport-buff-to-create-sports-fan-engagement-solutions-</w:t>
         </w:r>
       </w:hyperlink>
     </w:p>
@@ -7081,28 +6337,13 @@
           <w:rPr>
             <w:rStyle w:val="Hyperlink"/>
           </w:rPr>
-          <w:t>https://www.crunchbase.com/o</w:t>
-        </w:r>
-        <w:r>
-          <w:rPr>
-            <w:rStyle w:val="Hyperlink"/>
-          </w:rPr>
-          <w:t>r</w:t>
-        </w:r>
-        <w:r>
-          <w:rPr>
-            <w:rStyle w:val="Hyperlink"/>
-          </w:rPr>
-          <w:t>ganization/sport-buff</w:t>
+          <w:t>https://www.crunchbase.com/organization/sport-buff</w:t>
         </w:r>
       </w:hyperlink>
     </w:p>
     <w:p>
       <w:pPr>
-        <w:pStyle w:val="berschrift2"/>
-        <w:rPr>
-          <w:lang w:val="en-GB"/>
-        </w:rPr>
+        <w:pStyle w:val="Heading2"/>
       </w:pPr>
     </w:p>
     <w:tbl>
@@ -7127,12 +6368,6 @@
         <w:gridCol w:w="6760"/>
       </w:tblGrid>
       <w:tr>
-        <w:tblPrEx>
-          <w:tblCellMar>
-            <w:top w:w="0" w:type="dxa"/>
-            <w:bottom w:w="0" w:type="dxa"/>
-          </w:tblCellMar>
-        </w:tblPrEx>
         <w:tc>
           <w:tcPr>
             <w:tcW w:w="2600" w:type="dxa"/>
@@ -7212,12 +6447,6 @@
         </w:tc>
       </w:tr>
       <w:tr>
-        <w:tblPrEx>
-          <w:tblCellMar>
-            <w:top w:w="0" w:type="dxa"/>
-            <w:bottom w:w="0" w:type="dxa"/>
-          </w:tblCellMar>
-        </w:tblPrEx>
         <w:tc>
           <w:tcPr>
             <w:tcW w:w="2600" w:type="dxa"/>
@@ -7312,12 +6541,6 @@
         </w:tc>
       </w:tr>
       <w:tr>
-        <w:tblPrEx>
-          <w:tblCellMar>
-            <w:top w:w="0" w:type="dxa"/>
-            <w:bottom w:w="0" w:type="dxa"/>
-          </w:tblCellMar>
-        </w:tblPrEx>
         <w:tc>
           <w:tcPr>
             <w:tcW w:w="2600" w:type="dxa"/>
@@ -7392,12 +6615,6 @@
         </w:tc>
       </w:tr>
       <w:tr>
-        <w:tblPrEx>
-          <w:tblCellMar>
-            <w:top w:w="0" w:type="dxa"/>
-            <w:bottom w:w="0" w:type="dxa"/>
-          </w:tblCellMar>
-        </w:tblPrEx>
         <w:tc>
           <w:tcPr>
             <w:tcW w:w="2600" w:type="dxa"/>
@@ -7472,12 +6689,6 @@
         </w:tc>
       </w:tr>
       <w:tr>
-        <w:tblPrEx>
-          <w:tblCellMar>
-            <w:top w:w="0" w:type="dxa"/>
-            <w:bottom w:w="0" w:type="dxa"/>
-          </w:tblCellMar>
-        </w:tblPrEx>
         <w:tc>
           <w:tcPr>
             <w:tcW w:w="2600" w:type="dxa"/>
@@ -7552,12 +6763,6 @@
         </w:tc>
       </w:tr>
       <w:tr>
-        <w:tblPrEx>
-          <w:tblCellMar>
-            <w:top w:w="0" w:type="dxa"/>
-            <w:bottom w:w="0" w:type="dxa"/>
-          </w:tblCellMar>
-        </w:tblPrEx>
         <w:tc>
           <w:tcPr>
             <w:tcW w:w="2600" w:type="dxa"/>
@@ -7632,12 +6837,6 @@
         </w:tc>
       </w:tr>
       <w:tr>
-        <w:tblPrEx>
-          <w:tblCellMar>
-            <w:top w:w="0" w:type="dxa"/>
-            <w:bottom w:w="0" w:type="dxa"/>
-          </w:tblCellMar>
-        </w:tblPrEx>
         <w:tc>
           <w:tcPr>
             <w:tcW w:w="2600" w:type="dxa"/>
@@ -7713,24 +6912,9 @@
                 <w:rFonts w:ascii="Arial" w:hAnsi="Arial" w:cs="Arial"/>
                 <w:sz w:val="20"/>
                 <w:szCs w:val="20"/>
-              </w:rPr>
-              <w:t>FIFA</w:t>
-            </w:r>
-            <w:r>
-              <w:rPr>
-                <w:rFonts w:ascii="Arial" w:hAnsi="Arial" w:cs="Arial"/>
-                <w:sz w:val="20"/>
-                <w:szCs w:val="20"/>
-              </w:rPr>
-              <w:t xml:space="preserve"> — World Cup Qatar 2022, Eurovision 202</w:t>
-            </w:r>
-            <w:r>
-              <w:rPr>
-                <w:rFonts w:ascii="Arial" w:hAnsi="Arial" w:cs="Arial"/>
-                <w:sz w:val="20"/>
-                <w:szCs w:val="20"/>
-              </w:rPr>
-              <w:t>3</w:t>
+                <w:lang w:val="en-GB"/>
+              </w:rPr>
+              <w:t>FIFA — World Cup Qatar 2022, Eurovision 2023</w:t>
             </w:r>
             <w:r>
               <w:rPr>
@@ -7778,12 +6962,6 @@
         </w:tc>
       </w:tr>
       <w:tr>
-        <w:tblPrEx>
-          <w:tblCellMar>
-            <w:top w:w="0" w:type="dxa"/>
-            <w:bottom w:w="0" w:type="dxa"/>
-          </w:tblCellMar>
-        </w:tblPrEx>
         <w:tc>
           <w:tcPr>
             <w:tcW w:w="2600" w:type="dxa"/>
@@ -7858,12 +7036,6 @@
         </w:tc>
       </w:tr>
       <w:tr>
-        <w:tblPrEx>
-          <w:tblCellMar>
-            <w:top w:w="0" w:type="dxa"/>
-            <w:bottom w:w="0" w:type="dxa"/>
-          </w:tblCellMar>
-        </w:tblPrEx>
         <w:tc>
           <w:tcPr>
             <w:tcW w:w="2600" w:type="dxa"/>
@@ -8010,12 +7182,6 @@
         <w:gridCol w:w="4680"/>
       </w:tblGrid>
       <w:tr>
-        <w:tblPrEx>
-          <w:tblCellMar>
-            <w:top w:w="0" w:type="dxa"/>
-            <w:bottom w:w="0" w:type="dxa"/>
-          </w:tblCellMar>
-        </w:tblPrEx>
         <w:tc>
           <w:tcPr>
             <w:tcW w:w="4680" w:type="dxa"/>
@@ -8055,7 +7221,7 @@
           </w:p>
           <w:p>
             <w:pPr>
-              <w:pStyle w:val="Listenabsatz"/>
+              <w:pStyle w:val="ListParagraph"/>
               <w:numPr>
                 <w:ilvl w:val="0"/>
                 <w:numId w:val="2"/>
@@ -8077,7 +7243,7 @@
           </w:p>
           <w:p>
             <w:pPr>
-              <w:pStyle w:val="Listenabsatz"/>
+              <w:pStyle w:val="ListParagraph"/>
               <w:numPr>
                 <w:ilvl w:val="0"/>
                 <w:numId w:val="2"/>
@@ -8099,7 +7265,7 @@
           </w:p>
           <w:p>
             <w:pPr>
-              <w:pStyle w:val="Listenabsatz"/>
+              <w:pStyle w:val="ListParagraph"/>
               <w:numPr>
                 <w:ilvl w:val="0"/>
                 <w:numId w:val="2"/>
@@ -8122,7 +7288,7 @@
           </w:p>
           <w:p>
             <w:pPr>
-              <w:pStyle w:val="Listenabsatz"/>
+              <w:pStyle w:val="ListParagraph"/>
               <w:numPr>
                 <w:ilvl w:val="0"/>
                 <w:numId w:val="2"/>
@@ -8183,7 +7349,7 @@
           </w:p>
           <w:p>
             <w:pPr>
-              <w:pStyle w:val="Listenabsatz"/>
+              <w:pStyle w:val="ListParagraph"/>
               <w:numPr>
                 <w:ilvl w:val="0"/>
                 <w:numId w:val="2"/>
@@ -8205,7 +7371,7 @@
           </w:p>
           <w:p>
             <w:pPr>
-              <w:pStyle w:val="Listenabsatz"/>
+              <w:pStyle w:val="ListParagraph"/>
               <w:numPr>
                 <w:ilvl w:val="0"/>
                 <w:numId w:val="2"/>
@@ -8227,7 +7393,7 @@
           </w:p>
           <w:p>
             <w:pPr>
-              <w:pStyle w:val="Listenabsatz"/>
+              <w:pStyle w:val="ListParagraph"/>
               <w:numPr>
                 <w:ilvl w:val="0"/>
                 <w:numId w:val="2"/>
@@ -8249,7 +7415,7 @@
           </w:p>
           <w:p>
             <w:pPr>
-              <w:pStyle w:val="Listenabsatz"/>
+              <w:pStyle w:val="ListParagraph"/>
               <w:numPr>
                 <w:ilvl w:val="0"/>
                 <w:numId w:val="2"/>
@@ -8272,7 +7438,7 @@
           </w:p>
           <w:p>
             <w:pPr>
-              <w:pStyle w:val="Listenabsatz"/>
+              <w:pStyle w:val="ListParagraph"/>
               <w:numPr>
                 <w:ilvl w:val="0"/>
                 <w:numId w:val="2"/>
@@ -8313,7 +7479,7 @@
     </w:p>
     <w:p>
       <w:pPr>
-        <w:pStyle w:val="berschrift2"/>
+        <w:pStyle w:val="Heading2"/>
         <w:rPr>
           <w:lang w:val="en-GB"/>
         </w:rPr>
@@ -8348,19 +7514,7 @@
           <w:rPr>
             <w:rStyle w:val="Hyperlink"/>
           </w:rPr>
-          <w:t>https://drimify.co</w:t>
-        </w:r>
-        <w:r>
-          <w:rPr>
-            <w:rStyle w:val="Hyperlink"/>
-          </w:rPr>
-          <w:t>m</w:t>
-        </w:r>
-        <w:r>
-          <w:rPr>
-            <w:rStyle w:val="Hyperlink"/>
-          </w:rPr>
-          <w:t>/en/pricing</w:t>
+          <w:t>https://drimify.com/en/pricing</w:t>
         </w:r>
       </w:hyperlink>
     </w:p>
@@ -8377,19 +7531,7 @@
           <w:rPr>
             <w:rStyle w:val="Hyperlink"/>
           </w:rPr>
-          <w:t>https://drimify</w:t>
-        </w:r>
-        <w:r>
-          <w:rPr>
-            <w:rStyle w:val="Hyperlink"/>
-          </w:rPr>
-          <w:t>.</w:t>
-        </w:r>
-        <w:r>
-          <w:rPr>
-            <w:rStyle w:val="Hyperlink"/>
-          </w:rPr>
-          <w:t>com/en/resources/gamification-shaping-future-fan-experience</w:t>
+          <w:t>https://drimify.com/en/resources/gamification-shaping-future-fan-experience</w:t>
         </w:r>
       </w:hyperlink>
     </w:p>
@@ -8406,19 +7548,7 @@
           <w:rPr>
             <w:rStyle w:val="Hyperlink"/>
           </w:rPr>
-          <w:t>https://www</w:t>
-        </w:r>
-        <w:r>
-          <w:rPr>
-            <w:rStyle w:val="Hyperlink"/>
-          </w:rPr>
-          <w:t>.</w:t>
-        </w:r>
-        <w:r>
-          <w:rPr>
-            <w:rStyle w:val="Hyperlink"/>
-          </w:rPr>
-          <w:t>capterra.com/p/211829/Drimify</w:t>
+          <w:t>https://www.capterra.com/p/211829/Drimify</w:t>
         </w:r>
       </w:hyperlink>
     </w:p>
@@ -8435,28 +7565,13 @@
           <w:rPr>
             <w:rStyle w:val="Hyperlink"/>
           </w:rPr>
-          <w:t>https://www.trustradius.com/products/drimify/pric</w:t>
-        </w:r>
-        <w:r>
-          <w:rPr>
-            <w:rStyle w:val="Hyperlink"/>
-          </w:rPr>
-          <w:t>i</w:t>
-        </w:r>
-        <w:r>
-          <w:rPr>
-            <w:rStyle w:val="Hyperlink"/>
-          </w:rPr>
-          <w:t>ng</w:t>
+          <w:t>https://www.trustradius.com/products/drimify/pricing</w:t>
         </w:r>
       </w:hyperlink>
     </w:p>
     <w:p>
       <w:pPr>
-        <w:pStyle w:val="berschrift2"/>
-        <w:rPr>
-          <w:lang w:val="en-GB"/>
-        </w:rPr>
+        <w:pStyle w:val="Heading2"/>
       </w:pPr>
     </w:p>
     <w:tbl>
@@ -8481,12 +7596,6 @@
         <w:gridCol w:w="6760"/>
       </w:tblGrid>
       <w:tr>
-        <w:tblPrEx>
-          <w:tblCellMar>
-            <w:top w:w="0" w:type="dxa"/>
-            <w:bottom w:w="0" w:type="dxa"/>
-          </w:tblCellMar>
-        </w:tblPrEx>
         <w:tc>
           <w:tcPr>
             <w:tcW w:w="2600" w:type="dxa"/>
@@ -8557,12 +7666,6 @@
         </w:tc>
       </w:tr>
       <w:tr>
-        <w:tblPrEx>
-          <w:tblCellMar>
-            <w:top w:w="0" w:type="dxa"/>
-            <w:bottom w:w="0" w:type="dxa"/>
-          </w:tblCellMar>
-        </w:tblPrEx>
         <w:tc>
           <w:tcPr>
             <w:tcW w:w="2600" w:type="dxa"/>
@@ -8637,12 +7740,6 @@
         </w:tc>
       </w:tr>
       <w:tr>
-        <w:tblPrEx>
-          <w:tblCellMar>
-            <w:top w:w="0" w:type="dxa"/>
-            <w:bottom w:w="0" w:type="dxa"/>
-          </w:tblCellMar>
-        </w:tblPrEx>
         <w:tc>
           <w:tcPr>
             <w:tcW w:w="2600" w:type="dxa"/>
@@ -8761,12 +7858,6 @@
         </w:tc>
       </w:tr>
       <w:tr>
-        <w:tblPrEx>
-          <w:tblCellMar>
-            <w:top w:w="0" w:type="dxa"/>
-            <w:bottom w:w="0" w:type="dxa"/>
-          </w:tblCellMar>
-        </w:tblPrEx>
         <w:tc>
           <w:tcPr>
             <w:tcW w:w="2600" w:type="dxa"/>
@@ -8841,12 +7932,6 @@
         </w:tc>
       </w:tr>
       <w:tr>
-        <w:tblPrEx>
-          <w:tblCellMar>
-            <w:top w:w="0" w:type="dxa"/>
-            <w:bottom w:w="0" w:type="dxa"/>
-          </w:tblCellMar>
-        </w:tblPrEx>
         <w:tc>
           <w:tcPr>
             <w:tcW w:w="2600" w:type="dxa"/>
@@ -8921,12 +8006,6 @@
         </w:tc>
       </w:tr>
       <w:tr>
-        <w:tblPrEx>
-          <w:tblCellMar>
-            <w:top w:w="0" w:type="dxa"/>
-            <w:bottom w:w="0" w:type="dxa"/>
-          </w:tblCellMar>
-        </w:tblPrEx>
         <w:tc>
           <w:tcPr>
             <w:tcW w:w="2600" w:type="dxa"/>
@@ -9001,12 +8080,6 @@
         </w:tc>
       </w:tr>
       <w:tr>
-        <w:tblPrEx>
-          <w:tblCellMar>
-            <w:top w:w="0" w:type="dxa"/>
-            <w:bottom w:w="0" w:type="dxa"/>
-          </w:tblCellMar>
-        </w:tblPrEx>
         <w:tc>
           <w:tcPr>
             <w:tcW w:w="2600" w:type="dxa"/>
@@ -9093,12 +8166,6 @@
         </w:tc>
       </w:tr>
       <w:tr>
-        <w:tblPrEx>
-          <w:tblCellMar>
-            <w:top w:w="0" w:type="dxa"/>
-            <w:bottom w:w="0" w:type="dxa"/>
-          </w:tblCellMar>
-        </w:tblPrEx>
         <w:tc>
           <w:tcPr>
             <w:tcW w:w="2600" w:type="dxa"/>
@@ -9210,12 +8277,6 @@
         </w:tc>
       </w:tr>
       <w:tr>
-        <w:tblPrEx>
-          <w:tblCellMar>
-            <w:top w:w="0" w:type="dxa"/>
-            <w:bottom w:w="0" w:type="dxa"/>
-          </w:tblCellMar>
-        </w:tblPrEx>
         <w:tc>
           <w:tcPr>
             <w:tcW w:w="2600" w:type="dxa"/>
@@ -9340,12 +8401,6 @@
         <w:gridCol w:w="4680"/>
       </w:tblGrid>
       <w:tr>
-        <w:tblPrEx>
-          <w:tblCellMar>
-            <w:top w:w="0" w:type="dxa"/>
-            <w:bottom w:w="0" w:type="dxa"/>
-          </w:tblCellMar>
-        </w:tblPrEx>
         <w:tc>
           <w:tcPr>
             <w:tcW w:w="4680" w:type="dxa"/>
@@ -9385,7 +8440,7 @@
           </w:p>
           <w:p>
             <w:pPr>
-              <w:pStyle w:val="Listenabsatz"/>
+              <w:pStyle w:val="ListParagraph"/>
               <w:numPr>
                 <w:ilvl w:val="0"/>
                 <w:numId w:val="2"/>
@@ -9407,7 +8462,7 @@
           </w:p>
           <w:p>
             <w:pPr>
-              <w:pStyle w:val="Listenabsatz"/>
+              <w:pStyle w:val="ListParagraph"/>
               <w:numPr>
                 <w:ilvl w:val="0"/>
                 <w:numId w:val="2"/>
@@ -9424,12 +8479,21 @@
                 <w:szCs w:val="19"/>
                 <w:lang w:val="en-GB"/>
               </w:rPr>
-              <w:t>QR-to-browser native: same mechanic as Play the Games</w:t>
-            </w:r>
-          </w:p>
-          <w:p>
-            <w:pPr>
-              <w:pStyle w:val="Listenabsatz"/>
+              <w:t xml:space="preserve">QR-to-browser native: same mechanic as </w:t>
+            </w:r>
+            <w:r>
+              <w:rPr>
+                <w:color w:val="222222"/>
+                <w:sz w:val="19"/>
+                <w:szCs w:val="19"/>
+                <w:lang w:val="en-GB"/>
+              </w:rPr>
+              <w:t>Showdown</w:t>
+            </w:r>
+          </w:p>
+          <w:p>
+            <w:pPr>
+              <w:pStyle w:val="ListParagraph"/>
               <w:numPr>
                 <w:ilvl w:val="0"/>
                 <w:numId w:val="2"/>
@@ -9451,7 +8515,7 @@
           </w:p>
           <w:p>
             <w:pPr>
-              <w:pStyle w:val="Listenabsatz"/>
+              <w:pStyle w:val="ListParagraph"/>
               <w:numPr>
                 <w:ilvl w:val="0"/>
                 <w:numId w:val="2"/>
@@ -9493,7 +8557,7 @@
           </w:p>
           <w:p>
             <w:pPr>
-              <w:pStyle w:val="Listenabsatz"/>
+              <w:pStyle w:val="ListParagraph"/>
               <w:numPr>
                 <w:ilvl w:val="0"/>
                 <w:numId w:val="2"/>
@@ -9553,7 +8617,7 @@
           </w:p>
           <w:p>
             <w:pPr>
-              <w:pStyle w:val="Listenabsatz"/>
+              <w:pStyle w:val="ListParagraph"/>
               <w:numPr>
                 <w:ilvl w:val="0"/>
                 <w:numId w:val="2"/>
@@ -9575,7 +8639,7 @@
           </w:p>
           <w:p>
             <w:pPr>
-              <w:pStyle w:val="Listenabsatz"/>
+              <w:pStyle w:val="ListParagraph"/>
               <w:numPr>
                 <w:ilvl w:val="0"/>
                 <w:numId w:val="2"/>
@@ -9597,7 +8661,7 @@
           </w:p>
           <w:p>
             <w:pPr>
-              <w:pStyle w:val="Listenabsatz"/>
+              <w:pStyle w:val="ListParagraph"/>
               <w:numPr>
                 <w:ilvl w:val="0"/>
                 <w:numId w:val="2"/>
@@ -9619,7 +8683,7 @@
           </w:p>
           <w:p>
             <w:pPr>
-              <w:pStyle w:val="Listenabsatz"/>
+              <w:pStyle w:val="ListParagraph"/>
               <w:numPr>
                 <w:ilvl w:val="0"/>
                 <w:numId w:val="2"/>
@@ -9641,7 +8705,7 @@
           </w:p>
           <w:p>
             <w:pPr>
-              <w:pStyle w:val="Listenabsatz"/>
+              <w:pStyle w:val="ListParagraph"/>
               <w:numPr>
                 <w:ilvl w:val="0"/>
                 <w:numId w:val="2"/>
@@ -9663,7 +8727,7 @@
           </w:p>
           <w:p>
             <w:pPr>
-              <w:pStyle w:val="Listenabsatz"/>
+              <w:pStyle w:val="ListParagraph"/>
               <w:numPr>
                 <w:ilvl w:val="0"/>
                 <w:numId w:val="2"/>
@@ -9721,12 +8785,6 @@
         <w:gridCol w:w="8160"/>
       </w:tblGrid>
       <w:tr>
-        <w:tblPrEx>
-          <w:tblCellMar>
-            <w:top w:w="0" w:type="dxa"/>
-            <w:bottom w:w="0" w:type="dxa"/>
-          </w:tblCellMar>
-        </w:tblPrEx>
         <w:tc>
           <w:tcPr>
             <w:tcW w:w="1200" w:type="dxa"/>
@@ -9832,7 +8890,31 @@
           <w:szCs w:val="18"/>
           <w:lang w:val="en-GB"/>
         </w:rPr>
-        <w:t>Green (✓) = Yes / Strong. Red (✗) = No / Not identified. Amber = Partial or Planned. Play the Games columns reflect stated roadmap (June 2026).</w:t>
+        <w:t xml:space="preserve">Green (✓) = Yes / Strong. Red (✗) = No / Not identified. Amber = Partial or Planned. </w:t>
+      </w:r>
+      <w:r>
+        <w:rPr>
+          <w:rFonts w:ascii="Arial" w:eastAsia="Arial" w:hAnsi="Arial" w:cs="Arial"/>
+          <w:i/>
+          <w:iCs/>
+          <w:color w:val="5A6278"/>
+          <w:sz w:val="18"/>
+          <w:szCs w:val="18"/>
+          <w:lang w:val="en-GB"/>
+        </w:rPr>
+        <w:t>Showdown</w:t>
+      </w:r>
+      <w:r>
+        <w:rPr>
+          <w:rFonts w:ascii="Arial" w:eastAsia="Arial" w:hAnsi="Arial" w:cs="Arial"/>
+          <w:i/>
+          <w:iCs/>
+          <w:color w:val="5A6278"/>
+          <w:sz w:val="18"/>
+          <w:szCs w:val="18"/>
+          <w:lang w:val="en-GB"/>
+        </w:rPr>
+        <w:t xml:space="preserve"> columns reflect stated roadmap (June 2026).</w:t>
       </w:r>
     </w:p>
     <w:p>
@@ -9870,12 +8952,6 @@
         <w:gridCol w:w="1271"/>
       </w:tblGrid>
       <w:tr>
-        <w:tblPrEx>
-          <w:tblCellMar>
-            <w:top w:w="0" w:type="dxa"/>
-            <w:bottom w:w="0" w:type="dxa"/>
-          </w:tblCellMar>
-        </w:tblPrEx>
         <w:trPr>
           <w:tblHeader/>
         </w:trPr>
@@ -10157,12 +9233,6 @@
         </w:tc>
       </w:tr>
       <w:tr>
-        <w:tblPrEx>
-          <w:tblCellMar>
-            <w:top w:w="0" w:type="dxa"/>
-            <w:bottom w:w="0" w:type="dxa"/>
-          </w:tblCellMar>
-        </w:tblPrEx>
         <w:tc>
           <w:tcPr>
             <w:tcW w:w="2200" w:type="dxa"/>
@@ -10425,12 +9495,6 @@
         </w:tc>
       </w:tr>
       <w:tr>
-        <w:tblPrEx>
-          <w:tblCellMar>
-            <w:top w:w="0" w:type="dxa"/>
-            <w:bottom w:w="0" w:type="dxa"/>
-          </w:tblCellMar>
-        </w:tblPrEx>
         <w:tc>
           <w:tcPr>
             <w:tcW w:w="2200" w:type="dxa"/>
@@ -10693,12 +9757,6 @@
         </w:tc>
       </w:tr>
       <w:tr>
-        <w:tblPrEx>
-          <w:tblCellMar>
-            <w:top w:w="0" w:type="dxa"/>
-            <w:bottom w:w="0" w:type="dxa"/>
-          </w:tblCellMar>
-        </w:tblPrEx>
         <w:tc>
           <w:tcPr>
             <w:tcW w:w="2200" w:type="dxa"/>
@@ -10961,12 +10019,6 @@
         </w:tc>
       </w:tr>
       <w:tr>
-        <w:tblPrEx>
-          <w:tblCellMar>
-            <w:top w:w="0" w:type="dxa"/>
-            <w:bottom w:w="0" w:type="dxa"/>
-          </w:tblCellMar>
-        </w:tblPrEx>
         <w:tc>
           <w:tcPr>
             <w:tcW w:w="2200" w:type="dxa"/>
@@ -11229,12 +10281,6 @@
         </w:tc>
       </w:tr>
       <w:tr>
-        <w:tblPrEx>
-          <w:tblCellMar>
-            <w:top w:w="0" w:type="dxa"/>
-            <w:bottom w:w="0" w:type="dxa"/>
-          </w:tblCellMar>
-        </w:tblPrEx>
         <w:tc>
           <w:tcPr>
             <w:tcW w:w="2200" w:type="dxa"/>
@@ -11497,12 +10543,6 @@
         </w:tc>
       </w:tr>
       <w:tr>
-        <w:tblPrEx>
-          <w:tblCellMar>
-            <w:top w:w="0" w:type="dxa"/>
-            <w:bottom w:w="0" w:type="dxa"/>
-          </w:tblCellMar>
-        </w:tblPrEx>
         <w:tc>
           <w:tcPr>
             <w:tcW w:w="2200" w:type="dxa"/>
@@ -11765,12 +10805,6 @@
         </w:tc>
       </w:tr>
       <w:tr>
-        <w:tblPrEx>
-          <w:tblCellMar>
-            <w:top w:w="0" w:type="dxa"/>
-            <w:bottom w:w="0" w:type="dxa"/>
-          </w:tblCellMar>
-        </w:tblPrEx>
         <w:tc>
           <w:tcPr>
             <w:tcW w:w="2200" w:type="dxa"/>
@@ -12033,12 +11067,6 @@
         </w:tc>
       </w:tr>
       <w:tr>
-        <w:tblPrEx>
-          <w:tblCellMar>
-            <w:top w:w="0" w:type="dxa"/>
-            <w:bottom w:w="0" w:type="dxa"/>
-          </w:tblCellMar>
-        </w:tblPrEx>
         <w:tc>
           <w:tcPr>
             <w:tcW w:w="2200" w:type="dxa"/>
@@ -12301,12 +11329,6 @@
         </w:tc>
       </w:tr>
       <w:tr>
-        <w:tblPrEx>
-          <w:tblCellMar>
-            <w:top w:w="0" w:type="dxa"/>
-            <w:bottom w:w="0" w:type="dxa"/>
-          </w:tblCellMar>
-        </w:tblPrEx>
         <w:tc>
           <w:tcPr>
             <w:tcW w:w="2200" w:type="dxa"/>
@@ -12569,12 +11591,6 @@
         </w:tc>
       </w:tr>
       <w:tr>
-        <w:tblPrEx>
-          <w:tblCellMar>
-            <w:top w:w="0" w:type="dxa"/>
-            <w:bottom w:w="0" w:type="dxa"/>
-          </w:tblCellMar>
-        </w:tblPrEx>
         <w:tc>
           <w:tcPr>
             <w:tcW w:w="2200" w:type="dxa"/>
@@ -12837,12 +11853,6 @@
         </w:tc>
       </w:tr>
       <w:tr>
-        <w:tblPrEx>
-          <w:tblCellMar>
-            <w:top w:w="0" w:type="dxa"/>
-            <w:bottom w:w="0" w:type="dxa"/>
-          </w:tblCellMar>
-        </w:tblPrEx>
         <w:tc>
           <w:tcPr>
             <w:tcW w:w="2200" w:type="dxa"/>
@@ -13105,12 +12115,6 @@
         </w:tc>
       </w:tr>
       <w:tr>
-        <w:tblPrEx>
-          <w:tblCellMar>
-            <w:top w:w="0" w:type="dxa"/>
-            <w:bottom w:w="0" w:type="dxa"/>
-          </w:tblCellMar>
-        </w:tblPrEx>
         <w:tc>
           <w:tcPr>
             <w:tcW w:w="2200" w:type="dxa"/>
@@ -13373,12 +12377,6 @@
         </w:tc>
       </w:tr>
       <w:tr>
-        <w:tblPrEx>
-          <w:tblCellMar>
-            <w:top w:w="0" w:type="dxa"/>
-            <w:bottom w:w="0" w:type="dxa"/>
-          </w:tblCellMar>
-        </w:tblPrEx>
         <w:tc>
           <w:tcPr>
             <w:tcW w:w="2200" w:type="dxa"/>
@@ -13561,35 +12559,8 @@
                 <w:szCs w:val="18"/>
                 <w:lang w:val="en-GB"/>
               </w:rPr>
-              <w:t>USD 19M</w:t>
-            </w:r>
-          </w:p>
-        </w:tc>
-        <w:tc>
-          <w:tcPr>
-            <w:tcW w:w="1232" w:type="dxa"/>
-            <w:tcBorders>
-              <w:top w:val="single" w:sz="1" w:space="0" w:color="D0D7E3"/>
-              <w:left w:val="single" w:sz="1" w:space="0" w:color="D0D7E3"/>
-              <w:bottom w:val="single" w:sz="1" w:space="0" w:color="D0D7E3"/>
-              <w:right w:val="single" w:sz="1" w:space="0" w:color="D0D7E3"/>
-            </w:tcBorders>
-            <w:shd w:val="clear" w:color="auto" w:fill="FFFFFF"/>
-            <w:tcMar>
-              <w:top w:w="60" w:type="dxa"/>
-              <w:left w:w="100" w:type="dxa"/>
-              <w:bottom w:w="60" w:type="dxa"/>
-              <w:right w:w="100" w:type="dxa"/>
-            </w:tcMar>
-            <w:vAlign w:val="center"/>
-          </w:tcPr>
-          <w:p>
-            <w:pPr>
-              <w:jc w:val="center"/>
-              <w:rPr>
-                <w:lang w:val="en-GB"/>
-              </w:rPr>
-            </w:pPr>
+              <w:t xml:space="preserve">USD </w:t>
+            </w:r>
             <w:r>
               <w:rPr>
                 <w:rFonts w:ascii="Arial" w:eastAsia="Arial" w:hAnsi="Arial" w:cs="Arial"/>
@@ -13598,35 +12569,8 @@
                 <w:szCs w:val="18"/>
                 <w:lang w:val="en-GB"/>
               </w:rPr>
-              <w:t>GBP 2.1M</w:t>
-            </w:r>
-          </w:p>
-        </w:tc>
-        <w:tc>
-          <w:tcPr>
-            <w:tcW w:w="1232" w:type="dxa"/>
-            <w:tcBorders>
-              <w:top w:val="single" w:sz="1" w:space="0" w:color="D0D7E3"/>
-              <w:left w:val="single" w:sz="1" w:space="0" w:color="D0D7E3"/>
-              <w:bottom w:val="single" w:sz="1" w:space="0" w:color="D0D7E3"/>
-              <w:right w:val="single" w:sz="1" w:space="0" w:color="D0D7E3"/>
-            </w:tcBorders>
-            <w:shd w:val="clear" w:color="auto" w:fill="FFFFFF"/>
-            <w:tcMar>
-              <w:top w:w="60" w:type="dxa"/>
-              <w:left w:w="100" w:type="dxa"/>
-              <w:bottom w:w="60" w:type="dxa"/>
-              <w:right w:w="100" w:type="dxa"/>
-            </w:tcMar>
-            <w:vAlign w:val="center"/>
-          </w:tcPr>
-          <w:p>
-            <w:pPr>
-              <w:jc w:val="center"/>
-              <w:rPr>
-                <w:lang w:val="en-GB"/>
-              </w:rPr>
-            </w:pPr>
+              <w:t>20.4</w:t>
+            </w:r>
             <w:r>
               <w:rPr>
                 <w:rFonts w:ascii="Arial" w:eastAsia="Arial" w:hAnsi="Arial" w:cs="Arial"/>
@@ -13635,18 +12579,86 @@
                 <w:szCs w:val="18"/>
                 <w:lang w:val="en-GB"/>
               </w:rPr>
+              <w:t>M</w:t>
+            </w:r>
+          </w:p>
+        </w:tc>
+        <w:tc>
+          <w:tcPr>
+            <w:tcW w:w="1232" w:type="dxa"/>
+            <w:tcBorders>
+              <w:top w:val="single" w:sz="1" w:space="0" w:color="D0D7E3"/>
+              <w:left w:val="single" w:sz="1" w:space="0" w:color="D0D7E3"/>
+              <w:bottom w:val="single" w:sz="1" w:space="0" w:color="D0D7E3"/>
+              <w:right w:val="single" w:sz="1" w:space="0" w:color="D0D7E3"/>
+            </w:tcBorders>
+            <w:shd w:val="clear" w:color="auto" w:fill="FFFFFF"/>
+            <w:tcMar>
+              <w:top w:w="60" w:type="dxa"/>
+              <w:left w:w="100" w:type="dxa"/>
+              <w:bottom w:w="60" w:type="dxa"/>
+              <w:right w:w="100" w:type="dxa"/>
+            </w:tcMar>
+            <w:vAlign w:val="center"/>
+          </w:tcPr>
+          <w:p>
+            <w:pPr>
+              <w:jc w:val="center"/>
+              <w:rPr>
+                <w:lang w:val="en-GB"/>
+              </w:rPr>
+            </w:pPr>
+            <w:r>
+              <w:rPr>
+                <w:rFonts w:ascii="Arial" w:eastAsia="Arial" w:hAnsi="Arial" w:cs="Arial"/>
+                <w:color w:val="222222"/>
+                <w:sz w:val="18"/>
+                <w:szCs w:val="18"/>
+                <w:lang w:val="en-GB"/>
+              </w:rPr>
+              <w:t>GBP 2.1M</w:t>
+            </w:r>
+          </w:p>
+        </w:tc>
+        <w:tc>
+          <w:tcPr>
+            <w:tcW w:w="1232" w:type="dxa"/>
+            <w:tcBorders>
+              <w:top w:val="single" w:sz="1" w:space="0" w:color="D0D7E3"/>
+              <w:left w:val="single" w:sz="1" w:space="0" w:color="D0D7E3"/>
+              <w:bottom w:val="single" w:sz="1" w:space="0" w:color="D0D7E3"/>
+              <w:right w:val="single" w:sz="1" w:space="0" w:color="D0D7E3"/>
+            </w:tcBorders>
+            <w:shd w:val="clear" w:color="auto" w:fill="FFFFFF"/>
+            <w:tcMar>
+              <w:top w:w="60" w:type="dxa"/>
+              <w:left w:w="100" w:type="dxa"/>
+              <w:bottom w:w="60" w:type="dxa"/>
+              <w:right w:w="100" w:type="dxa"/>
+            </w:tcMar>
+            <w:vAlign w:val="center"/>
+          </w:tcPr>
+          <w:p>
+            <w:pPr>
+              <w:jc w:val="center"/>
+              <w:rPr>
+                <w:lang w:val="en-GB"/>
+              </w:rPr>
+            </w:pPr>
+            <w:r>
+              <w:rPr>
+                <w:rFonts w:ascii="Arial" w:eastAsia="Arial" w:hAnsi="Arial" w:cs="Arial"/>
+                <w:color w:val="222222"/>
+                <w:sz w:val="18"/>
+                <w:szCs w:val="18"/>
+                <w:lang w:val="en-GB"/>
+              </w:rPr>
               <w:t>Bootstrapped</w:t>
             </w:r>
           </w:p>
         </w:tc>
       </w:tr>
       <w:tr>
-        <w:tblPrEx>
-          <w:tblCellMar>
-            <w:top w:w="0" w:type="dxa"/>
-            <w:bottom w:w="0" w:type="dxa"/>
-          </w:tblCellMar>
-        </w:tblPrEx>
         <w:tc>
           <w:tcPr>
             <w:tcW w:w="2200" w:type="dxa"/>
@@ -13959,12 +12971,6 @@
         <w:gridCol w:w="8160"/>
       </w:tblGrid>
       <w:tr>
-        <w:tblPrEx>
-          <w:tblCellMar>
-            <w:top w:w="0" w:type="dxa"/>
-            <w:bottom w:w="0" w:type="dxa"/>
-          </w:tblCellMar>
-        </w:tblPrEx>
         <w:tc>
           <w:tcPr>
             <w:tcW w:w="1200" w:type="dxa"/>
@@ -14066,7 +13072,7 @@
     </w:p>
     <w:p>
       <w:pPr>
-        <w:pStyle w:val="berschrift2"/>
+        <w:pStyle w:val="Heading2"/>
         <w:rPr>
           <w:lang w:val="en-GB"/>
         </w:rPr>
@@ -14088,7 +13094,7 @@
     </w:p>
     <w:p>
       <w:pPr>
-        <w:pStyle w:val="Listenabsatz"/>
+        <w:pStyle w:val="ListParagraph"/>
         <w:numPr>
           <w:ilvl w:val="0"/>
           <w:numId w:val="2"/>
@@ -14112,7 +13118,7 @@
     </w:p>
     <w:p>
       <w:pPr>
-        <w:pStyle w:val="Listenabsatz"/>
+        <w:pStyle w:val="ListParagraph"/>
         <w:numPr>
           <w:ilvl w:val="0"/>
           <w:numId w:val="2"/>
@@ -14132,12 +13138,30 @@
           <w:lang w:val="en-GB"/>
         </w:rPr>
         <w:lastRenderedPageBreak/>
-        <w:t>Prize redemption at concessions closes the loop: SQWAD and others deliver digital prizes emailed post-game. Play the Games’ physical redemption at concession stands drives immediate incremental F&amp;B spend — a metric venue operators track closely.</w:t>
+        <w:t xml:space="preserve">Prize redemption at concessions closes the loop: SQWAD and others deliver digital prizes emailed post-game. </w:t>
+      </w:r>
+      <w:r>
+        <w:rPr>
+          <w:color w:val="222222"/>
+          <w:sz w:val="20"/>
+          <w:szCs w:val="20"/>
+          <w:lang w:val="en-GB"/>
+        </w:rPr>
+        <w:t>Showdown</w:t>
+      </w:r>
+      <w:r>
+        <w:rPr>
+          <w:color w:val="222222"/>
+          <w:sz w:val="20"/>
+          <w:szCs w:val="20"/>
+          <w:lang w:val="en-GB"/>
+        </w:rPr>
+        <w:t>’ physical redemption at concession stands drives immediate incremental F&amp;B spend — a metric venue operators track closely.</w:t>
       </w:r>
     </w:p>
     <w:p>
       <w:pPr>
-        <w:pStyle w:val="Listenabsatz"/>
+        <w:pStyle w:val="ListParagraph"/>
         <w:numPr>
           <w:ilvl w:val="0"/>
           <w:numId w:val="2"/>
@@ -14156,12 +13180,30 @@
           <w:szCs w:val="20"/>
           <w:lang w:val="en-GB"/>
         </w:rPr>
-        <w:t>Olympic-specific architecture: SQWAD is the most similar model but has no credible pathway to a 50k-concurrent, multilingual, 35-venue deployment. This gap is Play the Games’ primary strategic moat.</w:t>
+        <w:t xml:space="preserve">Olympic-specific architecture: SQWAD is the most similar model but has no credible pathway to a 50k-concurrent, multilingual, 35-venue deployment. This gap is </w:t>
+      </w:r>
+      <w:r>
+        <w:rPr>
+          <w:color w:val="222222"/>
+          <w:sz w:val="20"/>
+          <w:szCs w:val="20"/>
+          <w:lang w:val="en-GB"/>
+        </w:rPr>
+        <w:t>Showdown</w:t>
+      </w:r>
+      <w:r>
+        <w:rPr>
+          <w:color w:val="222222"/>
+          <w:sz w:val="20"/>
+          <w:szCs w:val="20"/>
+          <w:lang w:val="en-GB"/>
+        </w:rPr>
+        <w:t>’ primary strategic moat.</w:t>
       </w:r>
     </w:p>
     <w:p>
       <w:pPr>
-        <w:pStyle w:val="Listenabsatz"/>
+        <w:pStyle w:val="ListParagraph"/>
         <w:numPr>
           <w:ilvl w:val="0"/>
           <w:numId w:val="2"/>
@@ -14193,7 +13235,7 @@
     </w:p>
     <w:p>
       <w:pPr>
-        <w:pStyle w:val="berschrift2"/>
+        <w:pStyle w:val="Heading2"/>
         <w:rPr>
           <w:lang w:val="en-GB"/>
         </w:rPr>
@@ -14215,7 +13257,7 @@
     </w:p>
     <w:p>
       <w:pPr>
-        <w:pStyle w:val="Listenabsatz"/>
+        <w:pStyle w:val="ListParagraph"/>
         <w:numPr>
           <w:ilvl w:val="0"/>
           <w:numId w:val="2"/>
@@ -14234,12 +13276,30 @@
           <w:szCs w:val="20"/>
           <w:lang w:val="en-GB"/>
         </w:rPr>
-        <w:t>SQWAD is the primary near-term threat. Their April 2026 Tagboard partnership pushes activations to stadium video boards — the exact deployment surface Play the Games targets. Monitor for international expansion announcements.</w:t>
+        <w:t xml:space="preserve">SQWAD is the primary near-term threat. Their April 2026 Tagboard partnership pushes activations to stadium video boards — the exact deployment surface </w:t>
+      </w:r>
+      <w:r>
+        <w:rPr>
+          <w:color w:val="222222"/>
+          <w:sz w:val="20"/>
+          <w:szCs w:val="20"/>
+          <w:lang w:val="en-GB"/>
+        </w:rPr>
+        <w:t>Showdown</w:t>
+      </w:r>
+      <w:r>
+        <w:rPr>
+          <w:color w:val="222222"/>
+          <w:sz w:val="20"/>
+          <w:szCs w:val="20"/>
+          <w:lang w:val="en-GB"/>
+        </w:rPr>
+        <w:t xml:space="preserve"> targets. Monitor for international expansion announcements.</w:t>
       </w:r>
     </w:p>
     <w:p>
       <w:pPr>
-        <w:pStyle w:val="Listenabsatz"/>
+        <w:pStyle w:val="ListParagraph"/>
         <w:numPr>
           <w:ilvl w:val="0"/>
           <w:numId w:val="2"/>
@@ -14269,12 +13329,30 @@
           <w:szCs w:val="20"/>
           <w:lang w:val="en-GB"/>
         </w:rPr>
-        <w:t xml:space="preserve"> Singtel Innov8 investor gives them an APAC foothold that could accelerate a push into Brisbane 2032 venue operators independently of Play the Games.</w:t>
+        <w:t xml:space="preserve"> Singtel Innov8 investor gives them an APAC foothold that could accelerate a push into Brisbane 2032 venue operators independently of </w:t>
+      </w:r>
+      <w:r>
+        <w:rPr>
+          <w:color w:val="222222"/>
+          <w:sz w:val="20"/>
+          <w:szCs w:val="20"/>
+          <w:lang w:val="en-GB"/>
+        </w:rPr>
+        <w:t>Showdown</w:t>
+      </w:r>
+      <w:r>
+        <w:rPr>
+          <w:color w:val="222222"/>
+          <w:sz w:val="20"/>
+          <w:szCs w:val="20"/>
+          <w:lang w:val="en-GB"/>
+        </w:rPr>
+        <w:t>.</w:t>
       </w:r>
     </w:p>
     <w:p>
       <w:pPr>
-        <w:pStyle w:val="Listenabsatz"/>
+        <w:pStyle w:val="ListParagraph"/>
         <w:numPr>
           <w:ilvl w:val="0"/>
           <w:numId w:val="2"/>
@@ -14298,7 +13376,7 @@
     </w:p>
     <w:p>
       <w:pPr>
-        <w:pStyle w:val="Listenabsatz"/>
+        <w:pStyle w:val="ListParagraph"/>
         <w:numPr>
           <w:ilvl w:val="0"/>
           <w:numId w:val="2"/>
@@ -14328,7 +13406,25 @@
           <w:szCs w:val="20"/>
           <w:lang w:val="en-GB"/>
         </w:rPr>
-        <w:t xml:space="preserve"> low price point (from USD 70/month) could attract budget-constrained venues as a low-fi alternative, undercutting Play the Games on cost for smaller events.</w:t>
+        <w:t xml:space="preserve"> low price point (from USD 70/month) could attract budget-constrained venues as a low-fi alternative, undercutting </w:t>
+      </w:r>
+      <w:r>
+        <w:rPr>
+          <w:color w:val="222222"/>
+          <w:sz w:val="20"/>
+          <w:szCs w:val="20"/>
+          <w:lang w:val="en-GB"/>
+        </w:rPr>
+        <w:t>Showdown</w:t>
+      </w:r>
+      <w:r>
+        <w:rPr>
+          <w:color w:val="222222"/>
+          <w:sz w:val="20"/>
+          <w:szCs w:val="20"/>
+          <w:lang w:val="en-GB"/>
+        </w:rPr>
+        <w:t xml:space="preserve"> on cost for smaller events.</w:t>
       </w:r>
     </w:p>
     <w:p>
@@ -14341,7 +13437,7 @@
     </w:p>
     <w:p>
       <w:pPr>
-        <w:pStyle w:val="berschrift2"/>
+        <w:pStyle w:val="Heading2"/>
         <w:rPr>
           <w:lang w:val="en-GB"/>
         </w:rPr>
@@ -14363,7 +13459,7 @@
     </w:p>
     <w:p>
       <w:pPr>
-        <w:pStyle w:val="Listenabsatz"/>
+        <w:pStyle w:val="ListParagraph"/>
         <w:numPr>
           <w:ilvl w:val="0"/>
           <w:numId w:val="2"/>
@@ -14382,12 +13478,30 @@
           <w:szCs w:val="20"/>
           <w:lang w:val="en-GB"/>
         </w:rPr>
-        <w:t>Add SQWAD to Slide 8 of the pitch deck. The current omission is a credibility risk — sophisticated investors will find SQWAD independently. Articulate clearly why Play the Games wins against them (venue revenue share, Olympic scale, concession redemption).</w:t>
+        <w:t xml:space="preserve">Add SQWAD to Slide 8 of the pitch deck. The current omission is a credibility risk — sophisticated investors will find SQWAD independently. Articulate clearly why </w:t>
+      </w:r>
+      <w:r>
+        <w:rPr>
+          <w:color w:val="222222"/>
+          <w:sz w:val="20"/>
+          <w:szCs w:val="20"/>
+          <w:lang w:val="en-GB"/>
+        </w:rPr>
+        <w:t>Showdown</w:t>
+      </w:r>
+      <w:r>
+        <w:rPr>
+          <w:color w:val="222222"/>
+          <w:sz w:val="20"/>
+          <w:szCs w:val="20"/>
+          <w:lang w:val="en-GB"/>
+        </w:rPr>
+        <w:t xml:space="preserve"> wins against them (venue revenue share, Olympic scale, concession redemption).</w:t>
       </w:r>
     </w:p>
     <w:p>
       <w:pPr>
-        <w:pStyle w:val="Listenabsatz"/>
+        <w:pStyle w:val="ListParagraph"/>
         <w:numPr>
           <w:ilvl w:val="0"/>
           <w:numId w:val="2"/>
@@ -14411,7 +13525,7 @@
     </w:p>
     <w:p>
       <w:pPr>
-        <w:pStyle w:val="Listenabsatz"/>
+        <w:pStyle w:val="ListParagraph"/>
         <w:numPr>
           <w:ilvl w:val="0"/>
           <w:numId w:val="2"/>
@@ -14430,12 +13544,30 @@
           <w:szCs w:val="20"/>
           <w:lang w:val="en-GB"/>
         </w:rPr>
-        <w:t>Lock the venue revenue-share model in commercial terms early. This is Play the Games’ most defensible differentiator and cannot easily be replicated by competitors without material model redesign.</w:t>
+        <w:t xml:space="preserve">Lock the venue revenue-share model in commercial terms early. This is </w:t>
+      </w:r>
+      <w:r>
+        <w:rPr>
+          <w:color w:val="222222"/>
+          <w:sz w:val="20"/>
+          <w:szCs w:val="20"/>
+          <w:lang w:val="en-GB"/>
+        </w:rPr>
+        <w:t>Showdown</w:t>
+      </w:r>
+      <w:r>
+        <w:rPr>
+          <w:color w:val="222222"/>
+          <w:sz w:val="20"/>
+          <w:szCs w:val="20"/>
+          <w:lang w:val="en-GB"/>
+        </w:rPr>
+        <w:t>’ most defensible differentiator and cannot easily be replicated by competitors without material model redesign.</w:t>
       </w:r>
     </w:p>
     <w:p>
       <w:pPr>
-        <w:pStyle w:val="Listenabsatz"/>
+        <w:pStyle w:val="ListParagraph"/>
         <w:numPr>
           <w:ilvl w:val="0"/>
           <w:numId w:val="2"/>
@@ -14454,12 +13586,30 @@
           <w:szCs w:val="20"/>
           <w:lang w:val="en-GB"/>
         </w:rPr>
-        <w:t>Target the APAC gap: no competitor has a verified, live, QR-native in-venue deployment in the Asia-Pacific region. Position Play the Games explicitly as the APAC-first solution built for the Brisbane 2032 commercial context.</w:t>
+        <w:t xml:space="preserve">Target the APAC gap: no competitor has a verified, live, QR-native in-venue deployment in the Asia-Pacific region. Position </w:t>
+      </w:r>
+      <w:r>
+        <w:rPr>
+          <w:color w:val="222222"/>
+          <w:sz w:val="20"/>
+          <w:szCs w:val="20"/>
+          <w:lang w:val="en-GB"/>
+        </w:rPr>
+        <w:t>Showdown</w:t>
+      </w:r>
+      <w:r>
+        <w:rPr>
+          <w:color w:val="222222"/>
+          <w:sz w:val="20"/>
+          <w:szCs w:val="20"/>
+          <w:lang w:val="en-GB"/>
+        </w:rPr>
+        <w:t xml:space="preserve"> explicitly as the APAC-first solution built for the Brisbane 2032 commercial context.</w:t>
       </w:r>
     </w:p>
     <w:p>
       <w:pPr>
-        <w:pStyle w:val="Listenabsatz"/>
+        <w:pStyle w:val="ListParagraph"/>
         <w:numPr>
           <w:ilvl w:val="0"/>
           <w:numId w:val="2"/>
@@ -14539,12 +13689,6 @@
         <w:gridCol w:w="8160"/>
       </w:tblGrid>
       <w:tr>
-        <w:tblPrEx>
-          <w:tblCellMar>
-            <w:top w:w="0" w:type="dxa"/>
-            <w:bottom w:w="0" w:type="dxa"/>
-          </w:tblCellMar>
-        </w:tblPrEx>
         <w:tc>
           <w:tcPr>
             <w:tcW w:w="1200" w:type="dxa"/>
@@ -14653,12 +13797,6 @@
         <w:gridCol w:w="9360"/>
       </w:tblGrid>
       <w:tr>
-        <w:tblPrEx>
-          <w:tblCellMar>
-            <w:top w:w="0" w:type="dxa"/>
-            <w:bottom w:w="0" w:type="dxa"/>
-          </w:tblCellMar>
-        </w:tblPrEx>
         <w:trPr>
           <w:trHeight w:val="162"/>
         </w:trPr>
@@ -14685,21 +13823,9 @@
             </w:pPr>
             <w:r>
               <w:rPr>
-                <w:rStyle w:val="Fett"/>
-              </w:rPr>
-              <w:t>Ma</w:t>
-            </w:r>
-            <w:r>
-              <w:rPr>
-                <w:rStyle w:val="Fett"/>
-              </w:rPr>
-              <w:t>r</w:t>
-            </w:r>
-            <w:r>
-              <w:rPr>
-                <w:rStyle w:val="Fett"/>
-              </w:rPr>
-              <w:t>ket Data</w:t>
+                <w:rStyle w:val="Strong"/>
+              </w:rPr>
+              <w:t>Market Data</w:t>
             </w:r>
           </w:p>
           <w:p>
@@ -14895,7 +14021,7 @@
             </w:pPr>
             <w:r>
               <w:rPr>
-                <w:rStyle w:val="Fett"/>
+                <w:rStyle w:val="Strong"/>
               </w:rPr>
               <w:t>SQWAD</w:t>
             </w:r>
@@ -15009,7 +14135,7 @@
             <w:proofErr w:type="spellStart"/>
             <w:r>
               <w:rPr>
-                <w:rStyle w:val="Fett"/>
+                <w:rStyle w:val="Strong"/>
               </w:rPr>
               <w:t>Monterosa</w:t>
             </w:r>
@@ -15028,19 +14154,7 @@
                 <w:rPr>
                   <w:rStyle w:val="Hyperlink"/>
                 </w:rPr>
-                <w:t>https://mont</w:t>
-              </w:r>
-              <w:r>
-                <w:rPr>
-                  <w:rStyle w:val="Hyperlink"/>
-                </w:rPr>
-                <w:t>e</w:t>
-              </w:r>
-              <w:r>
-                <w:rPr>
-                  <w:rStyle w:val="Hyperlink"/>
-                </w:rPr>
-                <w:t>rosa.co</w:t>
+                <w:t>https://monterosa.co</w:t>
               </w:r>
             </w:hyperlink>
           </w:p>
@@ -15153,7 +14267,7 @@
             <w:proofErr w:type="spellStart"/>
             <w:r>
               <w:rPr>
-                <w:rStyle w:val="Fett"/>
+                <w:rStyle w:val="Strong"/>
               </w:rPr>
               <w:t>LiveLike</w:t>
             </w:r>
@@ -15233,7 +14347,7 @@
             </w:pPr>
             <w:r>
               <w:rPr>
-                <w:rStyle w:val="Fett"/>
+                <w:rStyle w:val="Strong"/>
               </w:rPr>
               <w:t>Sport Buff</w:t>
             </w:r>
@@ -15347,7 +14461,7 @@
             <w:proofErr w:type="spellStart"/>
             <w:r>
               <w:rPr>
-                <w:rStyle w:val="Fett"/>
+                <w:rStyle w:val="Strong"/>
               </w:rPr>
               <w:t>Drimify</w:t>
             </w:r>
@@ -15421,23 +14535,11 @@
               </w:r>
             </w:hyperlink>
           </w:p>
-          <w:p>
-            <w:pPr>
-              <w:rPr>
-                <w:lang w:val="en-GB"/>
-              </w:rPr>
-            </w:pPr>
-          </w:p>
+          <w:p/>
         </w:tc>
       </w:tr>
     </w:tbl>
-    <w:p>
-      <w:pPr>
-        <w:rPr>
-          <w:lang w:val="en-GB"/>
-        </w:rPr>
-      </w:pPr>
-    </w:p>
+    <w:p/>
     <w:sectPr>
       <w:headerReference w:type="default" r:id="rId59"/>
       <w:footerReference w:type="default" r:id="rId60"/>
@@ -15594,15 +14696,41 @@
       <w:tabs>
         <w:tab w:val="right" w:pos="9360"/>
       </w:tabs>
+      <w:rPr>
+        <w:lang w:val="en-GB"/>
+      </w:rPr>
     </w:pPr>
+    <w:proofErr w:type="gramStart"/>
     <w:r>
       <w:rPr>
         <w:rFonts w:ascii="Arial" w:eastAsia="Arial" w:hAnsi="Arial" w:cs="Arial"/>
         <w:color w:val="5A6278"/>
         <w:sz w:val="18"/>
         <w:szCs w:val="18"/>
+        <w:lang w:val="en-GB"/>
       </w:rPr>
-      <w:t xml:space="preserve">PLAY THE </w:t>
+      <w:t>SHOWDOWN</w:t>
+    </w:r>
+    <w:r>
+      <w:rPr>
+        <w:rFonts w:ascii="Arial" w:eastAsia="Arial" w:hAnsi="Arial" w:cs="Arial"/>
+        <w:color w:val="5A6278"/>
+        <w:sz w:val="18"/>
+        <w:szCs w:val="18"/>
+        <w:lang w:val="en-GB"/>
+      </w:rPr>
+      <w:t xml:space="preserve">  —</w:t>
+    </w:r>
+    <w:proofErr w:type="gramEnd"/>
+    <w:r>
+      <w:rPr>
+        <w:rFonts w:ascii="Arial" w:eastAsia="Arial" w:hAnsi="Arial" w:cs="Arial"/>
+        <w:color w:val="5A6278"/>
+        <w:sz w:val="18"/>
+        <w:szCs w:val="18"/>
+        <w:lang w:val="en-GB"/>
+      </w:rPr>
+      <w:t xml:space="preserve">  Competitor </w:t>
     </w:r>
     <w:proofErr w:type="gramStart"/>
     <w:r>
@@ -15611,46 +14739,7 @@
         <w:color w:val="5A6278"/>
         <w:sz w:val="18"/>
         <w:szCs w:val="18"/>
-      </w:rPr>
-      <w:t>GAMES  —</w:t>
-    </w:r>
-    <w:proofErr w:type="gramEnd"/>
-    <w:r>
-      <w:rPr>
-        <w:rFonts w:ascii="Arial" w:eastAsia="Arial" w:hAnsi="Arial" w:cs="Arial"/>
-        <w:color w:val="5A6278"/>
-        <w:sz w:val="18"/>
-        <w:szCs w:val="18"/>
-      </w:rPr>
-      <w:t xml:space="preserve">  </w:t>
-    </w:r>
-    <w:proofErr w:type="spellStart"/>
-    <w:r>
-      <w:rPr>
-        <w:rFonts w:ascii="Arial" w:eastAsia="Arial" w:hAnsi="Arial" w:cs="Arial"/>
-        <w:color w:val="5A6278"/>
-        <w:sz w:val="18"/>
-        <w:szCs w:val="18"/>
-      </w:rPr>
-      <w:t>Competitor</w:t>
-    </w:r>
-    <w:proofErr w:type="spellEnd"/>
-    <w:r>
-      <w:rPr>
-        <w:rFonts w:ascii="Arial" w:eastAsia="Arial" w:hAnsi="Arial" w:cs="Arial"/>
-        <w:color w:val="5A6278"/>
-        <w:sz w:val="18"/>
-        <w:szCs w:val="18"/>
-      </w:rPr>
-      <w:t xml:space="preserve"> </w:t>
-    </w:r>
-    <w:proofErr w:type="gramStart"/>
-    <w:r>
-      <w:rPr>
-        <w:rFonts w:ascii="Arial" w:eastAsia="Arial" w:hAnsi="Arial" w:cs="Arial"/>
-        <w:color w:val="5A6278"/>
-        <w:sz w:val="18"/>
-        <w:szCs w:val="18"/>
+        <w:lang w:val="en-GB"/>
       </w:rPr>
       <w:t>Analysis  •</w:t>
     </w:r>
@@ -15661,6 +14750,7 @@
         <w:color w:val="5A6278"/>
         <w:sz w:val="18"/>
         <w:szCs w:val="18"/>
+        <w:lang w:val="en-GB"/>
       </w:rPr>
       <w:t xml:space="preserve">  June 2026</w:t>
     </w:r>
@@ -15672,6 +14762,7 @@
         <w:color w:val="1B2A4A"/>
         <w:sz w:val="18"/>
         <w:szCs w:val="18"/>
+        <w:lang w:val="en-GB"/>
       </w:rPr>
       <w:tab/>
       <w:t>CONFIDENTIAL</w:t>
@@ -17488,7 +16579,7 @@
     <w:lsdException w:name="Unresolved Mention" w:semiHidden="1" w:unhideWhenUsed="1"/>
     <w:lsdException w:name="Smart Link" w:semiHidden="1" w:unhideWhenUsed="1"/>
   </w:latentStyles>
-  <w:style w:type="paragraph" w:default="1" w:styleId="Standard">
+  <w:style w:type="paragraph" w:default="1" w:styleId="Normal">
     <w:name w:val="Normal"/>
     <w:qFormat/>
     <w:rsid w:val="00CE1A2F"/>
@@ -17498,7 +16589,7 @@
       <w:szCs w:val="24"/>
     </w:rPr>
   </w:style>
-  <w:style w:type="paragraph" w:styleId="berschrift1">
+  <w:style w:type="paragraph" w:styleId="Heading1">
     <w:name w:val="heading 1"/>
     <w:uiPriority w:val="9"/>
     <w:qFormat/>
@@ -17514,7 +16605,7 @@
       <w:szCs w:val="32"/>
     </w:rPr>
   </w:style>
-  <w:style w:type="paragraph" w:styleId="berschrift2">
+  <w:style w:type="paragraph" w:styleId="Heading2">
     <w:name w:val="heading 2"/>
     <w:uiPriority w:val="9"/>
     <w:unhideWhenUsed/>
@@ -17531,7 +16622,7 @@
       <w:szCs w:val="26"/>
     </w:rPr>
   </w:style>
-  <w:style w:type="paragraph" w:styleId="berschrift3">
+  <w:style w:type="paragraph" w:styleId="Heading3">
     <w:name w:val="heading 3"/>
     <w:uiPriority w:val="9"/>
     <w:semiHidden/>
@@ -17546,7 +16637,7 @@
       <w:szCs w:val="24"/>
     </w:rPr>
   </w:style>
-  <w:style w:type="paragraph" w:styleId="berschrift4">
+  <w:style w:type="paragraph" w:styleId="Heading4">
     <w:name w:val="heading 4"/>
     <w:uiPriority w:val="9"/>
     <w:semiHidden/>
@@ -17561,7 +16652,7 @@
       <w:color w:val="2E74B5"/>
     </w:rPr>
   </w:style>
-  <w:style w:type="paragraph" w:styleId="berschrift5">
+  <w:style w:type="paragraph" w:styleId="Heading5">
     <w:name w:val="heading 5"/>
     <w:uiPriority w:val="9"/>
     <w:semiHidden/>
@@ -17574,7 +16665,7 @@
       <w:color w:val="2E74B5"/>
     </w:rPr>
   </w:style>
-  <w:style w:type="paragraph" w:styleId="berschrift6">
+  <w:style w:type="paragraph" w:styleId="Heading6">
     <w:name w:val="heading 6"/>
     <w:uiPriority w:val="9"/>
     <w:semiHidden/>
@@ -17587,13 +16678,13 @@
       <w:color w:val="1F4D78"/>
     </w:rPr>
   </w:style>
-  <w:style w:type="character" w:default="1" w:styleId="Absatz-Standardschriftart">
+  <w:style w:type="character" w:default="1" w:styleId="DefaultParagraphFont">
     <w:name w:val="Default Paragraph Font"/>
     <w:uiPriority w:val="1"/>
     <w:semiHidden/>
     <w:unhideWhenUsed/>
   </w:style>
-  <w:style w:type="table" w:default="1" w:styleId="NormaleTabelle">
+  <w:style w:type="table" w:default="1" w:styleId="TableNormal">
     <w:name w:val="Normal Table"/>
     <w:uiPriority w:val="99"/>
     <w:semiHidden/>
@@ -17608,13 +16699,13 @@
       </w:tblCellMar>
     </w:tblPr>
   </w:style>
-  <w:style w:type="numbering" w:default="1" w:styleId="KeineListe">
+  <w:style w:type="numbering" w:default="1" w:styleId="NoList">
     <w:name w:val="No List"/>
     <w:uiPriority w:val="99"/>
     <w:semiHidden/>
     <w:unhideWhenUsed/>
   </w:style>
-  <w:style w:type="paragraph" w:styleId="Titel">
+  <w:style w:type="paragraph" w:styleId="Title">
     <w:name w:val="Title"/>
     <w:uiPriority w:val="10"/>
     <w:qFormat/>
@@ -17631,7 +16722,7 @@
       <w:bCs/>
     </w:rPr>
   </w:style>
-  <w:style w:type="paragraph" w:styleId="Listenabsatz">
+  <w:style w:type="paragraph" w:styleId="ListParagraph">
     <w:name w:val="List Paragraph"/>
     <w:qFormat/>
   </w:style>
@@ -17644,7 +16735,7 @@
       <w:u w:val="single"/>
     </w:rPr>
   </w:style>
-  <w:style w:type="character" w:styleId="Funotenzeichen">
+  <w:style w:type="character" w:styleId="FootnoteReference">
     <w:name w:val="footnote reference"/>
     <w:uiPriority w:val="99"/>
     <w:semiHidden/>
@@ -17653,9 +16744,9 @@
       <w:vertAlign w:val="superscript"/>
     </w:rPr>
   </w:style>
-  <w:style w:type="paragraph" w:styleId="Funotentext">
+  <w:style w:type="paragraph" w:styleId="FootnoteText">
     <w:name w:val="footnote text"/>
-    <w:link w:val="FunotentextZchn"/>
+    <w:link w:val="FootnoteTextChar"/>
     <w:uiPriority w:val="99"/>
     <w:semiHidden/>
     <w:unhideWhenUsed/>
@@ -17664,9 +16755,9 @@
       <w:szCs w:val="20"/>
     </w:rPr>
   </w:style>
-  <w:style w:type="character" w:customStyle="1" w:styleId="FunotentextZchn">
-    <w:name w:val="Fußnotentext Zchn"/>
-    <w:link w:val="Funotentext"/>
+  <w:style w:type="character" w:customStyle="1" w:styleId="FootnoteTextChar">
+    <w:name w:val="Footnote Text Char"/>
+    <w:link w:val="FootnoteText"/>
     <w:uiPriority w:val="99"/>
     <w:semiHidden/>
     <w:unhideWhenUsed/>
@@ -17675,7 +16766,7 @@
       <w:szCs w:val="20"/>
     </w:rPr>
   </w:style>
-  <w:style w:type="character" w:styleId="Endnotenzeichen">
+  <w:style w:type="character" w:styleId="EndnoteReference">
     <w:name w:val="endnote reference"/>
     <w:uiPriority w:val="99"/>
     <w:semiHidden/>
@@ -17684,9 +16775,9 @@
       <w:vertAlign w:val="superscript"/>
     </w:rPr>
   </w:style>
-  <w:style w:type="paragraph" w:styleId="Endnotentext">
+  <w:style w:type="paragraph" w:styleId="EndnoteText">
     <w:name w:val="endnote text"/>
-    <w:link w:val="EndnotentextZchn"/>
+    <w:link w:val="EndnoteTextChar"/>
     <w:uiPriority w:val="99"/>
     <w:semiHidden/>
     <w:unhideWhenUsed/>
@@ -17695,9 +16786,9 @@
       <w:szCs w:val="20"/>
     </w:rPr>
   </w:style>
-  <w:style w:type="character" w:customStyle="1" w:styleId="EndnotentextZchn">
-    <w:name w:val="Endnotentext Zchn"/>
-    <w:link w:val="Endnotentext"/>
+  <w:style w:type="character" w:customStyle="1" w:styleId="EndnoteTextChar">
+    <w:name w:val="Endnote Text Char"/>
+    <w:link w:val="EndnoteText"/>
     <w:uiPriority w:val="99"/>
     <w:semiHidden/>
     <w:unhideWhenUsed/>
@@ -17706,9 +16797,9 @@
       <w:szCs w:val="20"/>
     </w:rPr>
   </w:style>
-  <w:style w:type="character" w:styleId="NichtaufgelsteErwhnung">
+  <w:style w:type="character" w:styleId="UnresolvedMention">
     <w:name w:val="Unresolved Mention"/>
-    <w:basedOn w:val="Absatz-Standardschriftart"/>
+    <w:basedOn w:val="DefaultParagraphFont"/>
     <w:uiPriority w:val="99"/>
     <w:semiHidden/>
     <w:unhideWhenUsed/>
@@ -17720,15 +16811,15 @@
   </w:style>
   <w:style w:type="paragraph" w:customStyle="1" w:styleId="font-claude-response-body">
     <w:name w:val="font-claude-response-body"/>
-    <w:basedOn w:val="Standard"/>
+    <w:basedOn w:val="Normal"/>
     <w:rsid w:val="00F72ECA"/>
     <w:pPr>
       <w:spacing w:before="100" w:beforeAutospacing="1" w:after="100" w:afterAutospacing="1"/>
     </w:pPr>
   </w:style>
-  <w:style w:type="character" w:styleId="Fett">
+  <w:style w:type="character" w:styleId="Strong">
     <w:name w:val="Strong"/>
-    <w:basedOn w:val="Absatz-Standardschriftart"/>
+    <w:basedOn w:val="DefaultParagraphFont"/>
     <w:uiPriority w:val="22"/>
     <w:qFormat/>
     <w:rsid w:val="00F72ECA"/>
@@ -17737,9 +16828,9 @@
       <w:bCs/>
     </w:rPr>
   </w:style>
-  <w:style w:type="character" w:styleId="BesuchterLink">
+  <w:style w:type="character" w:styleId="FollowedHyperlink">
     <w:name w:val="FollowedHyperlink"/>
-    <w:basedOn w:val="Absatz-Standardschriftart"/>
+    <w:basedOn w:val="DefaultParagraphFont"/>
     <w:uiPriority w:val="99"/>
     <w:semiHidden/>
     <w:unhideWhenUsed/>
